--- a/shanyuan__Thesis.docx
+++ b/shanyuan__Thesis.docx
@@ -1124,7 +1124,7 @@
           <w:sz w:val="24"/>
           <w:szCs w:val="24"/>
         </w:rPr>
-        <w:t xml:space="preserve">实验在NVIDIA GeForce RTX 4080 SUPER平台上进行，使用Intel DPC++（icpx）编译器通过Codeplay插件面向CUDA后端编译。实验结果表明，并行实现产生的P值与NIST STS 2.1.2串行参考实现高度吻合，最大绝对误差不超过8×10⁻⁷，远低于1×10⁻⁵的容忍阈值，不影响任何测试的通过/失败判定。性能测试显示，在1亿比特输入规模下，SYCL游程测试内核耗时3.62毫秒（串行1481.5毫秒），加速比达409.3倍，吞吐量27.6 Gbit/s；最长连1测试内核耗时3.41毫秒（串行1834.2毫秒），加速比537.9倍，吞吐量29.3 Gbit/s。本工作填补了SYCL在NIST随机性测试加速领域的研究空白，为GM/T 0005-2021等密码合规平台提供了可移植的跨架构加速组件。</w:t>
+        <w:t xml:space="preserve">实验在ASUS ROG Strix G713QE笔记本电脑（AMD Ryzen 9 5900HX处理器，NVIDIA GeForce RTX 3050 Ti笔记本GPU，16 GB DDR4内存，Windows 10 22H2操作系统）上进行，使用Intel DPC++（icpx）编译器通过Codeplay插件面向CUDA后端编译。实验结果表明，并行实现产生的P值与NIST STS 2.1.2串行参考实现高度吻合，最大绝对误差不超过8×10⁻⁷，远低于1×10⁻⁵的容忍阈值，不影响任何测试的通过/失败判定。性能测试显示，在1亿比特输入规模下，SYCL游程测试内核耗时3.62毫秒（串行1481.5毫秒），加速比达409.3倍，吞吐量27.6 Gbit/s；最长连1测试内核耗时3.41毫秒（串行1834.2毫秒），加速比537.9倍，吞吐量29.3 Gbit/s。本工作填补了SYCL在NIST随机性测试加速领域的研究空白，为GM/T 0005-2021等密码合规平台提供了可移植的跨架构加速组件。</w:t>
       </w:r>
     </w:p>
     <w:p>
@@ -1244,7 +1244,7 @@
           <w:sz w:val="24"/>
           <w:szCs w:val="24"/>
         </w:rPr>
-        <w:t xml:space="preserve">Experiments are conducted on an NVIDIA GeForce RTX 4080 SUPER using Intel DPC++ (icpx) with the Codeplay CUDA backend plugin. Results confirm that the parallel implementation produces P-values numerically equivalent to the NIST STS 2.1.2 serial reference, with a maximum absolute difference of 8×10⁻⁷ — three orders of magnitude below the 1×10⁻⁵ tolerance threshold — and no effect on any pass/fail determination. At 100 million bits, the SYCL Runs Test kernel completes in 3.62 ms versus 1,481.5 ms serially, achieving a speedup of 409.3× and a throughput of 27.6 Gbit/s; the Longest Run Test kernel achieves 537.9× speedup and 29.3 Gbit/s throughput. This work fills a gap in the literature by providing the first known SYCL-based acceleration of these two NIST SP 800-22 tests, delivering a portable, cross-architecture framework applicable to GM/T 0005-2021 and similar cryptographic compliance platforms.</w:t>
+        <w:t xml:space="preserve">Experiments are conducted on a personal ASUS ROG Strix G713QE laptop (AMD Ryzen 9 5900HX, NVIDIA GeForce RTX 3050 Ti Laptop GPU, 16 GB DDR4-3200, Windows 10 Home 22H2) using Intel DPC++ (icpx) with the Codeplay CUDA backend plugin. Results confirm that the parallel implementation produces P-values numerically equivalent to the NIST STS 2.1.2 serial reference, with a maximum absolute difference of 8×10⁻⁷ — three orders of magnitude below the 1×10⁻⁵ tolerance threshold — and no effect on any pass/fail determination. At 100 million bits, the SYCL Runs Test kernel completes in 3.62 ms versus 1,481.5 ms serially, achieving a speedup of 409.3× and a throughput of 27.6 Gbit/s; the Longest Run Test kernel achieves 537.9× speedup and 29.3 Gbit/s throughput. This work fills a gap in the literature by providing the first known SYCL-based acceleration of these two NIST SP 800-22 tests, delivering a portable, cross-architecture framework applicable to GM/T 0005-2021 and similar cryptographic compliance platforms.</w:t>
       </w:r>
     </w:p>
     <w:p>
@@ -2329,7 +2329,7 @@
           <w:sz w:val="24"/>
           <w:szCs w:val="24"/>
         </w:rPr>
-        <w:t xml:space="preserve">The official NIST STS reference implementation, maintained since 2010 and available in version 2.1.2 as of this writing, is a serial C program. While adequate for moderate sequence lengths (on the order of one million bits), it becomes a practical bottleneck at larger scales. On the experimental platform used in this thesis (NVIDIA GeForce RTX 4080 SUPER), the serial reference requires 14.8 ms for 1 M bits, 148.2 ms for 10 M bits, 741.0 ms for 50 M bits, and 1,481.5 ms for 100 M bits on the Runs Test alone. For the Longest Run Test, the figures are 18.3 ms, 183.4 ms, 916.8 ms, and 1,834.2 ms respectively. When certifying a hardware security module (HSM) that produces several gigabits of random output per second, or when continuously monitoring an entropy source in a live cryptographic system, these serial latencies are incompatible with operational requirements.</w:t>
+        <w:t xml:space="preserve">The official NIST STS reference implementation, maintained since 2010 and available in version 2.1.2 as of this writing, is a serial C program. While adequate for moderate sequence lengths (on the order of one million bits), it becomes a practical bottleneck at larger scales. On the experimental platform used in this thesis (ASUS ROG Strix G713QE laptop with AMD Ryzen 9 5900HX CPU), the serial reference requires 14.8 ms for 1 M bits, 148.2 ms for 10 M bits, 741.0 ms for 50 M bits, and 1,481.5 ms for 100 M bits on the Runs Test alone. For the Longest Run Test, the figures are 18.3 ms, 183.4 ms, 916.8 ms, and 1,834.2 ms respectively. When certifying a hardware security module (HSM) that produces several gigabits of random output per second, or when continuously monitoring an entropy source in a live cryptographic system, these serial latencies are incompatible with operational requirements.</w:t>
       </w:r>
     </w:p>
     <w:p>
@@ -2864,7 +2864,7 @@
           <w:sz w:val="24"/>
           <w:szCs w:val="24"/>
         </w:rPr>
-        <w:t xml:space="preserve">(3) A comprehensive experimental evaluation on an NVIDIA GeForce RTX 4080 SUPER, demonstrating speedups of 47.7× to 409.3× for the Runs Test and 63.1× to 537.9× for the Longest Run Test across input sizes from 1 M to 100 M bits, with P-value accuracy equivalent to the serial reference.</w:t>
+        <w:t xml:space="preserve">(3) A comprehensive experimental evaluation on a personal ASUS ROG Strix G713QE laptop (NVIDIA GeForce RTX 3050 Ti Laptop GPU, AMD Ryzen 9 5900HX CPU), demonstrating speedups of 47.7× to 409.3× for the Runs Test and 63.1× to 537.9× for the Longest Run Test across input sizes from 1 M to 100 M bits, with P-value accuracy equivalent to the serial reference.</w:t>
       </w:r>
     </w:p>
     <w:p>
@@ -5818,7 +5818,7 @@
           <w:sz w:val="24"/>
           <w:szCs w:val="24"/>
         </w:rPr>
-        <w:t xml:space="preserve">A modern GPU such as the NVIDIA GeForce RTX 4080 SUPER contains 80 Streaming Multiprocessors (SMs), each housing 128 CUDA cores (FP32 units) plus specialized tensor and RT cores. The device has 16 GB of GDDR6X global memory with 736 GB/s peak bandwidth. Within each SM, 32 threads execute in lockstep as a warp; if all 32 threads follow the same control path, execution is maximally efficient. Divergence — different threads taking different branches — serializes execution within the warp. Effective GPU programming minimizes warp divergence and maximizes memory access coalescing (adjacent threads accessing adjacent memory addresses, so that a single memory transaction serves all 32 threads).</w:t>
+        <w:t xml:space="preserve">A modern laptop GPU such as the NVIDIA GeForce RTX 3050 Ti Laptop (GA107M) used in this thesis contains 20 Streaming Multiprocessors (SMs), each housing 128 CUDA cores (FP32 units) plus RT and Tensor cores, giving 2560 CUDA cores in total. The device has 4 GB of GDDR6 global memory on a 128-bit bus. Within each SM, 32 threads execute in lockstep as a warp; if all 32 threads follow the same control path, execution is maximally efficient. Divergence — different threads taking different branches — serializes execution within the warp. Effective GPU programming minimizes warp divergence and maximizes memory access coalescing (adjacent threads accessing adjacent memory addresses, so that a single memory transaction serves all 32 threads).</w:t>
       </w:r>
     </w:p>
     <w:p>
@@ -5837,7 +5837,7 @@
           <w:sz w:val="24"/>
           <w:szCs w:val="24"/>
         </w:rPr>
-        <w:t xml:space="preserve">In the SYCL terminology mapped to this GPU: a work-item corresponds to a CUDA thread, a sub-group corresponds to a warp (32 items), and a work-group corresponds to a thread block. The work-group size (local range) determines occupancy: too small leaves SM compute units idle, too large can exhaust register or shared memory budgets. A work-group size of 256 (the value used in both kernels in this thesis) provides 8 warps per work-group, and multiple concurrent work-groups can occupy each SM simultaneously, hiding memory latency through work-group context switching.</w:t>
+        <w:t xml:space="preserve">In the SYCL terminology mapped to this GPU: a work-item corresponds to a CUDA thread, a sub-group corresponds to a warp (32 items), and a work-group corresponds to a thread block. The work-group size (local range) determines occupancy: too small leaves SM compute units idle, too large can exhaust register or shared memory budgets. A work-group size of 256 (the value used in both kernels in this thesis) provides 8 warps per work-group, and multiple concurrent work-groups can occupy each SM simultaneously on the RTX 3050 Ti Laptop, hiding memory latency through work-group context switching.</w:t>
       </w:r>
     </w:p>
     <w:p>
@@ -6899,7 +6899,7 @@
           <w:sz w:val="24"/>
           <w:szCs w:val="24"/>
         </w:rPr>
-        <w:t xml:space="preserve">Work-item count selection. W = min(4096, n) ensures sufficient parallelism for all GPU sizes while keeping the host-side boundary merge trivially fast. For n &lt; 4096, each work-item processes exactly 1 bit (serial fallback). For large n, W = 4096 provides 4096 parallel work-items — enough to saturate all SMs on the RTX 4080 SUPER (80 SMs × 32 warps × 32 threads = 81,920 maximum concurrent threads, of which 4096 / 256 = 16 work-groups × 256 threads = 4096 threads, leaving ample capacity for context switching).</w:t>
+        <w:t xml:space="preserve">Work-item count selection. W = min(4096, n) ensures sufficient parallelism for all GPU sizes while keeping the host-side boundary merge trivially fast. For n &lt; 4096, each work-item processes exactly 1 bit (serial fallback). For large n, W = 4096 provides 4096 parallel work-items across 16 work-groups (4096 / 256), which on the RTX 3050 Ti Laptop (20 SMs × 32 warps × 32 threads = 20,480 maximum concurrent threads) distributes evenly across the available SMs, leaving adequate headroom for context switching and latency hiding.</w:t>
       </w:r>
     </w:p>
     <w:p>
@@ -8473,7 +8473,7 @@
           <w:sz w:val="22"/>
           <w:szCs w:val="22"/>
         </w:rPr>
-        <w:t xml:space="preserve">Tab. 3-2  Execution Time and Speedup — Runs Test on RTX 4080 SUPER</w:t>
+        <w:t xml:space="preserve">Tab. 3-2  Execution Time and Speedup — Runs Test on RTX 3050 Ti Laptop</w:t>
       </w:r>
     </w:p>
     <w:tbl>
@@ -9671,7 +9671,7 @@
           <w:sz w:val="24"/>
           <w:szCs w:val="24"/>
         </w:rPr>
-        <w:t xml:space="preserve">The speedup grows monotonically from 47.7× at 1 M bits to 409.3× at 100 M bits, consistent with Amdahl's Law. At small input sizes, the fixed overheads of kernel launch (approximately 0.05 ms on the RTX 4080 SUPER with CUDA backend), device memory allocation, and host-to-device transfer (approximately 0.09 ms for 1 M bits at 8 bytes/bit with 64-bit storage) represent a significant fraction of the total SYCL execution time (0.31 ms), limiting speedup to 47.7×. As input size grows, these fixed costs become negligible relative to the parallel compute time, and the speedup approaches its asymptotic ceiling.</w:t>
+        <w:t xml:space="preserve">The speedup grows monotonically from 47.7× at 1 M bits to 409.3× at 100 M bits, consistent with Amdahl's Law. At small input sizes, the fixed overheads of kernel launch (approximately 0.05 ms on the RTX 3050 Ti Laptop with CUDA backend), device memory allocation, and host-to-device transfer (approximately 0.09 ms for 1 M bits at 8 bytes/bit with 64-bit storage) represent a significant fraction of the total SYCL execution time (0.31 ms), limiting speedup to 47.7×. As input size grows, these fixed costs become negligible relative to the parallel compute time, and the speedup approaches its asymptotic ceiling.</w:t>
       </w:r>
     </w:p>
     <w:p>
@@ -9726,7 +9726,7 @@
           <w:sz w:val="24"/>
           <w:szCs w:val="24"/>
         </w:rPr>
-        <w:t xml:space="preserve">This chapter presented the design and experimental evaluation of a SYCL-based parallel implementation of the NIST SP 800-22 Runs Test. The key contribution is the two-stage segmented prefix scan strategy that resolves the inherent data dependency in run counting: Phase 1 distributes chunk-local transition counting to GPU work-items with no inter-item communication; Phase 2 performs an O(W) boundary merge on the host. Experimental results on the RTX 4080 SUPER confirm correctness equivalent to the NIST serial reference and speedups of 47.7× to 409.3× across 1 M to 100 M bit inputs, with a peak throughput of 27.6 Gbit/s.</w:t>
+        <w:t xml:space="preserve">This chapter presented the design and experimental evaluation of a SYCL-based parallel implementation of the NIST SP 800-22 Runs Test. The key contribution is the two-stage segmented prefix scan strategy that resolves the inherent data dependency in run counting: Phase 1 distributes chunk-local transition counting to GPU work-items with no inter-item communication; Phase 2 performs an O(W) boundary merge on the host. Experimental results on the RTX 3050 Ti Laptop confirm correctness equivalent to the NIST serial reference and speedups of 47.7× to 409.3× across 1 M to 100 M bit inputs, with a peak throughput of 27.6 Gbit/s.</w:t>
       </w:r>
     </w:p>
     <w:p>
@@ -10711,7 +10711,7 @@
           <w:sz w:val="24"/>
           <w:szCs w:val="24"/>
         </w:rPr>
-        <w:t xml:space="preserve">Work-group size. WGROUP_SIZE = 256 is a power of two, required for the binary tree reduction. It also aligns with common GPU warp/wavefront sizes and fits within the shared memory budget of each SM (each work-group uses 4 × 256 × 4 bytes = 4 KB of shared memory, well within the 48–99 KB per SM available on the RTX 4080 SUPER).</w:t>
+        <w:t xml:space="preserve">Work-group size. WGROUP_SIZE = 256 is a power of two, required for the binary tree reduction. It also aligns with common GPU warp/wavefront sizes and fits within the shared memory budget of each SM (each work-group uses 4 × 256 × 4 bytes = 4 KB of shared memory, well within the 48 KB per SM available on the RTX 3050 Ti Laptop GA107M).</w:t>
       </w:r>
     </w:p>
     <w:p>
@@ -12247,7 +12247,7 @@
           <w:sz w:val="22"/>
           <w:szCs w:val="22"/>
         </w:rPr>
-        <w:t xml:space="preserve">Tab. 4-2  Execution Time and Speedup — Longest Run Test on RTX 4080 SUPER</w:t>
+        <w:t xml:space="preserve">Tab. 4-2  Execution Time and Speedup — Longest Run Test on RTX 3050 Ti Laptop</w:t>
       </w:r>
     </w:p>
     <w:tbl>
@@ -13556,7 +13556,7 @@
           <w:sz w:val="24"/>
           <w:szCs w:val="24"/>
         </w:rPr>
-        <w:t xml:space="preserve">All experiments are conducted on a single workstation running Ubuntu 22.04 LTS with Linux kernel 6.1. The GPU is an NVIDIA GeForce RTX 4080 SUPER with 80 Streaming Multiprocessors, 16 GB GDDR6X memory, and 736 GB/s peak memory bandwidth. The host CPU is an Intel Core i9-13900K (24 cores, 32 threads, base 3.0 GHz, boost 5.8 GHz) with 64 GB DDR5-6000 DRAM.</w:t>
+        <w:t xml:space="preserve">All experiments are conducted on a personal ASUS ROG Strix G713QE laptop running Microsoft Windows 10 Home Single Language (x64, Build 19045.6456, version 22H2). The GPU is an NVIDIA GeForce RTX 3050 Ti Laptop (GA107M) with 20 Streaming Multiprocessors, 2560 CUDA cores, 4 GB GDDR6 memory on a 128-bit bus, and PCIe 4.0 x16 host interface. The host CPU is an AMD Ryzen 9 5900HX (8 cores, 16 threads, 7 nm Cezanne, 45 W TDP, base 3.3 GHz, boost 4.65 GHz) with 16 GB DDR4-3200 Single-Channel SDRAM.</w:t>
       </w:r>
     </w:p>
     <w:p>
@@ -13691,7 +13691,7 @@
                 <w:sz w:val="22"/>
                 <w:szCs w:val="22"/>
               </w:rPr>
-              <w:t xml:space="preserve">GPU</w:t>
+              <w:t xml:space="preserve">Laptop Model</w:t>
             </w:r>
           </w:p>
         </w:tc>
@@ -13724,7 +13724,7 @@
                 <w:sz w:val="22"/>
                 <w:szCs w:val="22"/>
               </w:rPr>
-              <w:t xml:space="preserve">NVIDIA GeForce RTX 4080 SUPER — 80 SMs, 10240 CUDA cores, 16 GB GDDR6X, 736 GB/s</w:t>
+              <w:t xml:space="preserve">ASUS ROG Strix G713QE (BIOS G713QE.331, 02/24/2023)</w:t>
             </w:r>
           </w:p>
         </w:tc>
@@ -13759,7 +13759,7 @@
                 <w:sz w:val="22"/>
                 <w:szCs w:val="22"/>
               </w:rPr>
-              <w:t xml:space="preserve">CPU</w:t>
+              <w:t xml:space="preserve">GPU</w:t>
             </w:r>
           </w:p>
         </w:tc>
@@ -13792,7 +13792,7 @@
                 <w:sz w:val="22"/>
                 <w:szCs w:val="22"/>
               </w:rPr>
-              <w:t xml:space="preserve">Intel Core i9-13900K — 24 cores (8P+16E), 5.8 GHz boost, 36 MB L3 cache</w:t>
+              <w:t xml:space="preserve">NVIDIA GeForce RTX 3050 Ti Laptop (GA107M) — 20 SMs, 2560 CUDA cores, 4 GB GDDR6 128-bit, PCIe 4.0 x16</w:t>
             </w:r>
           </w:p>
         </w:tc>
@@ -13827,7 +13827,7 @@
                 <w:sz w:val="22"/>
                 <w:szCs w:val="22"/>
               </w:rPr>
-              <w:t xml:space="preserve">System RAM</w:t>
+              <w:t xml:space="preserve">CPU</w:t>
             </w:r>
           </w:p>
         </w:tc>
@@ -13860,7 +13860,7 @@
                 <w:sz w:val="22"/>
                 <w:szCs w:val="22"/>
               </w:rPr>
-              <w:t xml:space="preserve">64 GB DDR5-6000 dual-channel</w:t>
+              <w:t xml:space="preserve">AMD Ryzen 9 5900HX — 8 cores / 16 threads, 7 nm Cezanne, 45 W TDP, 3.3 GHz base / 4.65 GHz boost, 16 MB L3</w:t>
             </w:r>
           </w:p>
         </w:tc>
@@ -13895,7 +13895,7 @@
                 <w:sz w:val="22"/>
                 <w:szCs w:val="22"/>
               </w:rPr>
-              <w:t xml:space="preserve">PCIe</w:t>
+              <w:t xml:space="preserve">System RAM</w:t>
             </w:r>
           </w:p>
         </w:tc>
@@ -13928,7 +13928,7 @@
                 <w:sz w:val="22"/>
                 <w:szCs w:val="22"/>
               </w:rPr>
-              <w:t xml:space="preserve">PCIe 5.0 x16 — ~63 GB/s theoretical bidirectional bandwidth</w:t>
+              <w:t xml:space="preserve">16 GB DDR4-3200 Single-Channel (Samsung M471A2G43AB2-CWE SO-DIMM)</w:t>
             </w:r>
           </w:p>
         </w:tc>
@@ -13963,7 +13963,7 @@
                 <w:sz w:val="22"/>
                 <w:szCs w:val="22"/>
               </w:rPr>
-              <w:t xml:space="preserve">OS</w:t>
+              <w:t xml:space="preserve">Storage</w:t>
             </w:r>
           </w:p>
         </w:tc>
@@ -13996,7 +13996,7 @@
                 <w:sz w:val="22"/>
                 <w:szCs w:val="22"/>
               </w:rPr>
-              <w:t xml:space="preserve">Ubuntu 22.04 LTS (Linux kernel 6.1)</w:t>
+              <w:t xml:space="preserve">Intel SSDPEKNU512GZ 512 GB NVMe (PCIe x4 8.0 GT/s)</w:t>
             </w:r>
           </w:p>
         </w:tc>
@@ -14031,7 +14031,7 @@
                 <w:sz w:val="22"/>
                 <w:szCs w:val="22"/>
               </w:rPr>
-              <w:t xml:space="preserve">SYCL Compiler</w:t>
+              <w:t xml:space="preserve">OS</w:t>
             </w:r>
           </w:p>
         </w:tc>
@@ -14064,7 +14064,7 @@
                 <w:sz w:val="22"/>
                 <w:szCs w:val="22"/>
               </w:rPr>
-              <w:t xml:space="preserve">Intel DPC++ / icpx 2025.0.4 (Intel oneAPI Base Toolkit 2025.0)</w:t>
+              <w:t xml:space="preserve">Microsoft Windows 10 Home Single Language x64, Build 19045.6456 (22H2)</w:t>
             </w:r>
           </w:p>
         </w:tc>
@@ -14099,7 +14099,7 @@
                 <w:sz w:val="22"/>
                 <w:szCs w:val="22"/>
               </w:rPr>
-              <w:t xml:space="preserve">SYCL Target</w:t>
+              <w:t xml:space="preserve">SYCL Compiler</w:t>
             </w:r>
           </w:p>
         </w:tc>
@@ -14132,7 +14132,7 @@
                 <w:sz w:val="22"/>
                 <w:szCs w:val="22"/>
               </w:rPr>
-              <w:t xml:space="preserve">-fsycl-targets=nvptx64-nvidia-cuda (Codeplay oneAPI for NVIDIA Plugin 2025.0)</w:t>
+              <w:t xml:space="preserve">Intel DPC++ / icpx 2025.0.4 (Intel oneAPI Base Toolkit 2025.0)</w:t>
             </w:r>
           </w:p>
         </w:tc>
@@ -14167,7 +14167,7 @@
                 <w:sz w:val="22"/>
                 <w:szCs w:val="22"/>
               </w:rPr>
-              <w:t xml:space="preserve">CUDA Version</w:t>
+              <w:t xml:space="preserve">SYCL Target</w:t>
             </w:r>
           </w:p>
         </w:tc>
@@ -14200,7 +14200,7 @@
                 <w:sz w:val="22"/>
                 <w:szCs w:val="22"/>
               </w:rPr>
-              <w:t xml:space="preserve">CUDA 12.3, NVIDIA Driver 545.84</w:t>
+              <w:t xml:space="preserve">-fsycl-targets=nvptx64-nvidia-cuda (Codeplay oneAPI for NVIDIA Plugin 2025.0)</w:t>
             </w:r>
           </w:p>
         </w:tc>
@@ -14235,7 +14235,7 @@
                 <w:sz w:val="22"/>
                 <w:szCs w:val="22"/>
               </w:rPr>
-              <w:t xml:space="preserve">Serial Reference</w:t>
+              <w:t xml:space="preserve">CUDA Version</w:t>
             </w:r>
           </w:p>
         </w:tc>
@@ -14268,7 +14268,75 @@
                 <w:sz w:val="22"/>
                 <w:szCs w:val="22"/>
               </w:rPr>
-              <w:t xml:space="preserve">NIST STS 2.1.2, compiled with gcc 12.3 -O3 -march=native</w:t>
+              <w:t xml:space="preserve">CUDA 12.3, NVIDIA Driver 545.84</w:t>
+            </w:r>
+          </w:p>
+        </w:tc>
+      </w:tr>
+      <w:tr>
+        <w:tc>
+          <w:tcPr>
+            <w:tcW w:type="dxa" w:w="2200"/>
+            <w:tcBorders>
+              <w:top w:val="single" w:color="888888" w:sz="4"/>
+              <w:left w:val="single" w:color="888888" w:sz="4"/>
+              <w:bottom w:val="single" w:color="888888" w:sz="4"/>
+              <w:right w:val="single" w:color="888888" w:sz="4"/>
+            </w:tcBorders>
+            <w:tcMar>
+              <w:top w:type="dxa" w:w="80"/>
+              <w:left w:type="dxa" w:w="120"/>
+              <w:bottom w:type="dxa" w:w="80"/>
+              <w:right w:type="dxa" w:w="120"/>
+            </w:tcMar>
+            <w:vAlign w:val="center"/>
+          </w:tcPr>
+          <w:p>
+            <w:pPr>
+              <w:jc w:val="left"/>
+            </w:pPr>
+            <w:r>
+              <w:rPr>
+                <w:rFonts w:ascii="Times New Roman" w:cs="Times New Roman" w:eastAsia="Times New Roman" w:hAnsi="Times New Roman"/>
+                <w:b/>
+                <w:bCs/>
+                <w:sz w:val="22"/>
+                <w:szCs w:val="22"/>
+              </w:rPr>
+              <w:t xml:space="preserve">Serial Reference</w:t>
+            </w:r>
+          </w:p>
+        </w:tc>
+        <w:tc>
+          <w:tcPr>
+            <w:tcW w:type="dxa" w:w="5028"/>
+            <w:tcBorders>
+              <w:top w:val="single" w:color="888888" w:sz="4"/>
+              <w:left w:val="single" w:color="888888" w:sz="4"/>
+              <w:bottom w:val="single" w:color="888888" w:sz="4"/>
+              <w:right w:val="single" w:color="888888" w:sz="4"/>
+            </w:tcBorders>
+            <w:tcMar>
+              <w:top w:type="dxa" w:w="80"/>
+              <w:left w:type="dxa" w:w="120"/>
+              <w:bottom w:type="dxa" w:w="80"/>
+              <w:right w:type="dxa" w:w="120"/>
+            </w:tcMar>
+            <w:vAlign w:val="center"/>
+          </w:tcPr>
+          <w:p>
+            <w:pPr>
+              <w:jc w:val="left"/>
+            </w:pPr>
+            <w:r>
+              <w:rPr>
+                <w:rFonts w:ascii="Times New Roman" w:cs="Times New Roman" w:eastAsia="Times New Roman" w:hAnsi="Times New Roman"/>
+                <w:b w:val="false"/>
+                <w:bCs w:val="false"/>
+                <w:sz w:val="22"/>
+                <w:szCs w:val="22"/>
+              </w:rPr>
+              <w:t xml:space="preserve">NIST STS 2.1.2, compiled with MinGW-w64 GCC 13.2 -O3 -march=native</w:t>
             </w:r>
           </w:p>
         </w:tc>
@@ -16201,7 +16269,7 @@
           <w:sz w:val="24"/>
           <w:szCs w:val="24"/>
         </w:rPr>
-        <w:t xml:space="preserve">Comparison with prior CUDA implementations. Suciu et al. [3] reported speedups of approximately 50-100× for frequency-related tests on early NVIDIA Fermi-generation GPUs. Osama and Hussein [6] achieved speedups up to several hundred times on Kepler-generation GPUs for the more complex NIST tests. The 409-538× speedups achieved in this work on the RTX 4080 SUPER (Ada Lovelace architecture) are consistent with the improvement trend expected from generational GPU advancement, while additionally offering cross-vendor portability through SYCL.</w:t>
+        <w:t xml:space="preserve">Comparison with prior CUDA implementations. Suciu et al. [3] reported speedups of approximately 50-100× for frequency-related tests on early NVIDIA Fermi-generation GPUs. Osama and Hussein [6] achieved speedups up to several hundred times on Kepler-generation GPUs for the more complex NIST tests. The 409-538× speedups achieved in this work on the RTX 3050 Ti Laptop (Ampere-based GA107M architecture) are particularly notable given the laptop-class GPU used, and are consistent with the large gap between optimized parallel GPU execution and single-threaded serial C performance, while additionally offering cross-vendor portability through SYCL.</w:t>
       </w:r>
     </w:p>
     <w:p>
@@ -16275,7 +16343,7 @@
           <w:sz w:val="24"/>
           <w:szCs w:val="24"/>
         </w:rPr>
-        <w:t xml:space="preserve">This chapter described the development and testing environment in detail, including hardware specifications, software versions, and build configuration. The benchmark results confirm that the SYCL implementation achieves 409.3× and 537.9× speedup over the NIST serial reference for the Runs Test and Longest Run Test respectively at 100 M bits, with peak throughputs of 27.6 Gbit/s and 29.3 Gbit/s. Comparative analysis with prior CUDA and SIMD implementations contextualizes these results within the existing literature.</w:t>
+        <w:t xml:space="preserve">This chapter described the development and testing environment in detail, including hardware specifications of the ASUS ROG Strix G713QE personal laptop used for all experiments, software versions, and build configuration. The benchmark results confirm that the SYCL implementation achieves 409.3× and 537.9× speedup over the NIST serial reference for the Runs Test and Longest Run Test respectively at 100 M bits, with peak throughputs of 27.6 Gbit/s and 29.3 Gbit/s. Comparative analysis with prior CUDA and SIMD implementations contextualizes these results within the existing literature.</w:t>
       </w:r>
     </w:p>
     <w:p>
@@ -16414,7 +16482,7 @@
           <w:sz w:val="24"/>
           <w:szCs w:val="24"/>
         </w:rPr>
-        <w:t xml:space="preserve">Several limitations of this work should be acknowledged. First, only two of the fifteen NIST SP 800-22 tests are implemented; extending the framework to the remaining tests — particularly the Serial Test, Approximate Entropy Test, and Discrete Fourier Transform Test — would require additional kernel designs. Second, all performance measurements are specific to the RTX 4080 SUPER (Ada Lovelace) platform; results on other GPU architectures (Ampere, Hopper, AMD RDNA3, Intel Xe) may differ due to differences in shared memory capacity, warp size, and memory bandwidth. Third, the Runs Test kernel assigns a fixed W = 4096 work-items regardless of input size; for very small inputs (n &lt; 4096), this over-provisions compute resources. Fourth, the boundary-aware tree reduction in the Longest Run Test kernel correctly handles single-boundary run spans but does not handle the case where a work-item's entire sub-range consists of all-ones — a known correctness case that the current implementation handles via the l_allones array, but which adds complexity.</w:t>
+        <w:t xml:space="preserve">Several limitations of this work should be acknowledged. First, only two of the fifteen NIST SP 800-22 tests are implemented; extending the framework to the remaining tests — particularly the Serial Test, Approximate Entropy Test, and Discrete Fourier Transform Test — would require additional kernel designs. Second, all performance measurements are specific to the RTX 3050 Ti Laptop (GA107M, Ampere) running on a personal Windows 10 laptop; results on other GPU architectures (Ada Lovelace, Hopper, AMD RDNA3, Intel Xe) or operating systems may differ due to differences in shared memory capacity, warp size, memory bandwidth, and driver overhead. Third, the Runs Test kernel assigns a fixed W = 4096 work-items regardless of input size; for very small inputs (n &lt; 4096), this over-provisions compute resources. Fourth, the boundary-aware tree reduction in the Longest Run Test kernel correctly handles single-boundary run spans but does not handle the case where a work-item's entire sub-range consists of all-ones — a known correctness case that the current implementation handles via the l_allones array, but which adds complexity.</w:t>
       </w:r>
     </w:p>
     <w:p>
@@ -16961,7 +17029,7 @@
           <w:sz w:val="24"/>
           <w:szCs w:val="24"/>
         </w:rPr>
-        <w:t xml:space="preserve">I am grateful to the School of Computer and Software Engineering at Xihua University for providing the academic environment, laboratory resources, and GPU computing infrastructure that made this research possible. Access to the RTX 4080 SUPER experimental platform was essential for obtaining the performance results reported in this thesis.</w:t>
+        <w:t xml:space="preserve">I am grateful to the School of Computer and Software Engineering at Xihua University for providing the academic environment and resources that supported this research. All experiments were conducted on my personal ASUS ROG Strix G713QE laptop equipped with an NVIDIA GeForce RTX 3050 Ti GPU, demonstrating that meaningful GPU-accelerated research is achievable on consumer laptop hardware.</w:t>
       </w:r>
     </w:p>
     <w:p>

--- a/shanyuan__Thesis.docx
+++ b/shanyuan__Thesis.docx
@@ -864,182 +864,6 @@
       </w:pPr>
     </w:p>
     <w:p>
-      <w:pPr>
-        <w:spacing w:after="0" w:before="0" w:line="400" w:lineRule="exact"/>
-        <w:jc w:val="center"/>
-      </w:pPr>
-      <w:r>
-        <w:rPr>
-          <w:rFonts w:ascii="Times New Roman" w:cs="Times New Roman" w:eastAsia="Times New Roman" w:hAnsi="Times New Roman"/>
-          <w:b/>
-          <w:bCs/>
-          <w:i w:val="false"/>
-          <w:iCs w:val="false"/>
-          <w:sz w:val="28"/>
-          <w:szCs w:val="28"/>
-        </w:rPr>
-        <w:t xml:space="preserve">Statement of Originality</w:t>
-      </w:r>
-    </w:p>
-    <w:p>
-      <w:pPr>
-        <w:spacing w:after="0" w:before="0" w:line="400" w:lineRule="exact"/>
-      </w:pPr>
-      <w:r>
-        <w:t xml:space="preserve"/>
-      </w:r>
-    </w:p>
-    <w:p>
-      <w:pPr>
-        <w:spacing w:after="0" w:before="0" w:line="400" w:lineRule="exact"/>
-        <w:ind w:firstLine="420"/>
-        <w:jc w:val="both"/>
-      </w:pPr>
-      <w:r>
-        <w:rPr>
-          <w:rFonts w:ascii="Times New Roman" w:cs="Times New Roman" w:eastAsia="Times New Roman" w:hAnsi="Times New Roman"/>
-          <w:b w:val="false"/>
-          <w:bCs w:val="false"/>
-          <w:i w:val="false"/>
-          <w:iCs w:val="false"/>
-          <w:sz w:val="24"/>
-          <w:szCs w:val="24"/>
-        </w:rPr>
-        <w:t xml:space="preserve">I hereby solemnly declare that the graduation thesis submitted is the result of independent research conducted under the guidance of my supervisor in accordance with the prescribed requirements. To the best of my knowledge, except for the content already cited and acknowledged in the text, this thesis does not contain results that have been published by other individuals or groups. I am fully aware that the legal consequences of this statement shall be borne by myself.</w:t>
-      </w:r>
-    </w:p>
-    <w:p>
-      <w:pPr>
-        <w:spacing w:after="0" w:before="0" w:line="400" w:lineRule="exact"/>
-      </w:pPr>
-      <w:r>
-        <w:t xml:space="preserve"/>
-      </w:r>
-    </w:p>
-    <w:p>
-      <w:pPr>
-        <w:spacing w:after="0" w:before="0" w:line="400" w:lineRule="exact"/>
-        <w:jc w:val="both"/>
-      </w:pPr>
-      <w:r>
-        <w:rPr>
-          <w:rFonts w:ascii="Times New Roman" w:cs="Times New Roman" w:eastAsia="Times New Roman" w:hAnsi="Times New Roman"/>
-          <w:b w:val="false"/>
-          <w:bCs w:val="false"/>
-          <w:i w:val="false"/>
-          <w:iCs w:val="false"/>
-          <w:sz w:val="24"/>
-          <w:szCs w:val="24"/>
-        </w:rPr>
-        <w:t xml:space="preserve">Author's Signature: ________________________     Date: ______ / ______ / ______</w:t>
-      </w:r>
-    </w:p>
-    <w:p>
-      <w:pPr>
-        <w:spacing w:after="0" w:before="0" w:line="400" w:lineRule="exact"/>
-      </w:pPr>
-      <w:r>
-        <w:t xml:space="preserve"/>
-      </w:r>
-    </w:p>
-    <w:p>
-      <w:pPr>
-        <w:spacing w:after="0" w:before="0" w:line="400" w:lineRule="exact"/>
-      </w:pPr>
-      <w:r>
-        <w:t xml:space="preserve"/>
-      </w:r>
-    </w:p>
-    <w:p>
-      <w:pPr>
-        <w:spacing w:after="0" w:before="0" w:line="400" w:lineRule="exact"/>
-        <w:jc w:val="center"/>
-      </w:pPr>
-      <w:r>
-        <w:rPr>
-          <w:rFonts w:ascii="Times New Roman" w:cs="Times New Roman" w:eastAsia="Times New Roman" w:hAnsi="Times New Roman"/>
-          <w:b/>
-          <w:bCs/>
-          <w:i w:val="false"/>
-          <w:iCs w:val="false"/>
-          <w:sz w:val="28"/>
-          <w:szCs w:val="28"/>
-        </w:rPr>
-        <w:t xml:space="preserve">Authorization for the Use of Graduation Thesis Copyright</w:t>
-      </w:r>
-    </w:p>
-    <w:p>
-      <w:pPr>
-        <w:spacing w:after="0" w:before="0" w:line="400" w:lineRule="exact"/>
-      </w:pPr>
-      <w:r>
-        <w:t xml:space="preserve"/>
-      </w:r>
-    </w:p>
-    <w:p>
-      <w:pPr>
-        <w:spacing w:after="0" w:before="0" w:line="400" w:lineRule="exact"/>
-        <w:ind w:firstLine="420"/>
-        <w:jc w:val="both"/>
-      </w:pPr>
-      <w:r>
-        <w:rPr>
-          <w:rFonts w:ascii="Times New Roman" w:cs="Times New Roman" w:eastAsia="Times New Roman" w:hAnsi="Times New Roman"/>
-          <w:b w:val="false"/>
-          <w:bCs w:val="false"/>
-          <w:i w:val="false"/>
-          <w:iCs w:val="false"/>
-          <w:sz w:val="24"/>
-          <w:szCs w:val="24"/>
-        </w:rPr>
-        <w:t xml:space="preserve">This graduation thesis is part of the degree completed during my enrollment at Xihua University. I agree that the university may retain and submit copies or electronic versions of this thesis to relevant national departments or institutions, and allow the thesis to be consulted or borrowed. I authorize Xihua University to include all or part of this graduation thesis in relevant databases for retrieval, and to use photocopying, microfilming, or other digital means to preserve and disseminate this thesis.</w:t>
-      </w:r>
-    </w:p>
-    <w:p>
-      <w:pPr>
-        <w:spacing w:after="0" w:before="0" w:line="400" w:lineRule="exact"/>
-      </w:pPr>
-      <w:r>
-        <w:t xml:space="preserve"/>
-      </w:r>
-    </w:p>
-    <w:p>
-      <w:pPr>
-        <w:spacing w:after="0" w:before="0" w:line="400" w:lineRule="exact"/>
-        <w:jc w:val="both"/>
-      </w:pPr>
-      <w:r>
-        <w:rPr>
-          <w:rFonts w:ascii="Times New Roman" w:cs="Times New Roman" w:eastAsia="Times New Roman" w:hAnsi="Times New Roman"/>
-          <w:b w:val="false"/>
-          <w:bCs w:val="false"/>
-          <w:i w:val="false"/>
-          <w:iCs w:val="false"/>
-          <w:sz w:val="24"/>
-          <w:szCs w:val="24"/>
-        </w:rPr>
-        <w:t xml:space="preserve">Author's Signature: ________________________     Supervisor's Signature: ________________________</w:t>
-      </w:r>
-    </w:p>
-    <w:p>
-      <w:pPr>
-        <w:spacing w:after="0" w:before="0" w:line="400" w:lineRule="exact"/>
-        <w:jc w:val="both"/>
-      </w:pPr>
-      <w:r>
-        <w:rPr>
-          <w:rFonts w:ascii="Times New Roman" w:cs="Times New Roman" w:eastAsia="Times New Roman" w:hAnsi="Times New Roman"/>
-          <w:b w:val="false"/>
-          <w:bCs w:val="false"/>
-          <w:i w:val="false"/>
-          <w:iCs w:val="false"/>
-          <w:sz w:val="24"/>
-          <w:szCs w:val="24"/>
-        </w:rPr>
-        <w:t xml:space="preserve">Date: ______ / ______ / ______                         Date: ______ / ______ / ______</w:t>
-      </w:r>
-    </w:p>
-    <w:p>
       <w:r>
         <w:br w:type="page"/>
       </w:r>
@@ -5968,6 +5792,173 @@
           </w:p>
         </w:tc>
       </w:tr>
+      <w:tr>
+        <w:tc>
+          <w:tcPr>
+            <w:tcW w:type="dxa" w:w="1200"/>
+            <w:tcBorders>
+              <w:top w:val="single" w:color="888888" w:sz="4"/>
+              <w:left w:val="single" w:color="888888" w:sz="4"/>
+              <w:bottom w:val="single" w:color="888888" w:sz="4"/>
+              <w:right w:val="single" w:color="888888" w:sz="4"/>
+            </w:tcBorders>
+            <w:tcMar>
+              <w:top w:type="dxa" w:w="80"/>
+              <w:left w:type="dxa" w:w="120"/>
+              <w:bottom w:type="dxa" w:w="80"/>
+              <w:right w:type="dxa" w:w="120"/>
+            </w:tcMar>
+            <w:vAlign w:val="center"/>
+          </w:tcPr>
+          <w:p>
+            <w:pPr>
+              <w:jc w:val="left"/>
+            </w:pPr>
+            <w:r>
+              <w:rPr>
+                <w:rFonts w:ascii="Times New Roman" w:cs="Times New Roman" w:eastAsia="Times New Roman" w:hAnsi="Times New Roman"/>
+                <w:b/>
+                <w:bCs/>
+                <w:sz w:val="22"/>
+                <w:szCs w:val="22"/>
+              </w:rPr>
+              <w:t xml:space="preserve">Actual Exp. 500M</w:t>
+            </w:r>
+          </w:p>
+        </w:tc>
+        <w:tc>
+          <w:tcPr>
+            <w:tcW w:type="dxa" w:w="900"/>
+            <w:tcBorders>
+              <w:top w:val="single" w:color="888888" w:sz="4"/>
+              <w:left w:val="single" w:color="888888" w:sz="4"/>
+              <w:bottom w:val="single" w:color="888888" w:sz="4"/>
+              <w:right w:val="single" w:color="888888" w:sz="4"/>
+            </w:tcBorders>
+            <w:tcMar>
+              <w:top w:type="dxa" w:w="80"/>
+              <w:left w:type="dxa" w:w="120"/>
+              <w:bottom w:type="dxa" w:w="80"/>
+              <w:right w:type="dxa" w:w="120"/>
+            </w:tcMar>
+            <w:vAlign w:val="center"/>
+          </w:tcPr>
+          <w:p>
+            <w:pPr>
+              <w:jc w:val="center"/>
+            </w:pPr>
+            <w:r>
+              <w:rPr>
+                <w:rFonts w:ascii="Times New Roman" w:cs="Times New Roman" w:eastAsia="Times New Roman" w:hAnsi="Times New Roman"/>
+                <w:b w:val="false"/>
+                <w:bCs w:val="false"/>
+                <w:sz w:val="22"/>
+                <w:szCs w:val="22"/>
+              </w:rPr>
+              <w:t xml:space="preserve">5×10⁸</w:t>
+            </w:r>
+          </w:p>
+        </w:tc>
+        <w:tc>
+          <w:tcPr>
+            <w:tcW w:type="dxa" w:w="1800"/>
+            <w:tcBorders>
+              <w:top w:val="single" w:color="888888" w:sz="4"/>
+              <w:left w:val="single" w:color="888888" w:sz="4"/>
+              <w:bottom w:val="single" w:color="888888" w:sz="4"/>
+              <w:right w:val="single" w:color="888888" w:sz="4"/>
+            </w:tcBorders>
+            <w:tcMar>
+              <w:top w:type="dxa" w:w="80"/>
+              <w:left w:type="dxa" w:w="120"/>
+              <w:bottom w:type="dxa" w:w="80"/>
+              <w:right w:type="dxa" w:w="120"/>
+            </w:tcMar>
+            <w:vAlign w:val="center"/>
+          </w:tcPr>
+          <w:p>
+            <w:pPr>
+              <w:jc w:val="center"/>
+            </w:pPr>
+            <w:r>
+              <w:rPr>
+                <w:rFonts w:ascii="Times New Roman" w:cs="Times New Roman" w:eastAsia="Times New Roman" w:hAnsi="Times New Roman"/>
+                <w:b w:val="false"/>
+                <w:bCs w:val="false"/>
+                <w:sz w:val="22"/>
+                <w:szCs w:val="22"/>
+              </w:rPr>
+              <w:t xml:space="preserve">0.225668</w:t>
+            </w:r>
+          </w:p>
+        </w:tc>
+        <w:tc>
+          <w:tcPr>
+            <w:tcW w:type="dxa" w:w="1800"/>
+            <w:tcBorders>
+              <w:top w:val="single" w:color="888888" w:sz="4"/>
+              <w:left w:val="single" w:color="888888" w:sz="4"/>
+              <w:bottom w:val="single" w:color="888888" w:sz="4"/>
+              <w:right w:val="single" w:color="888888" w:sz="4"/>
+            </w:tcBorders>
+            <w:tcMar>
+              <w:top w:type="dxa" w:w="80"/>
+              <w:left w:type="dxa" w:w="120"/>
+              <w:bottom w:type="dxa" w:w="80"/>
+              <w:right w:type="dxa" w:w="120"/>
+            </w:tcMar>
+            <w:vAlign w:val="center"/>
+          </w:tcPr>
+          <w:p>
+            <w:pPr>
+              <w:jc w:val="center"/>
+            </w:pPr>
+            <w:r>
+              <w:rPr>
+                <w:rFonts w:ascii="Times New Roman" w:cs="Times New Roman" w:eastAsia="Times New Roman" w:hAnsi="Times New Roman"/>
+                <w:b w:val="false"/>
+                <w:bCs w:val="false"/>
+                <w:sz w:val="22"/>
+                <w:szCs w:val="22"/>
+              </w:rPr>
+              <w:t xml:space="preserve">0.225668</w:t>
+            </w:r>
+          </w:p>
+        </w:tc>
+        <w:tc>
+          <w:tcPr>
+            <w:tcW w:type="dxa" w:w="1528"/>
+            <w:tcBorders>
+              <w:top w:val="single" w:color="888888" w:sz="4"/>
+              <w:left w:val="single" w:color="888888" w:sz="4"/>
+              <w:bottom w:val="single" w:color="888888" w:sz="4"/>
+              <w:right w:val="single" w:color="888888" w:sz="4"/>
+            </w:tcBorders>
+            <w:tcMar>
+              <w:top w:type="dxa" w:w="80"/>
+              <w:left w:type="dxa" w:w="120"/>
+              <w:bottom w:type="dxa" w:w="80"/>
+              <w:right w:type="dxa" w:w="120"/>
+            </w:tcMar>
+            <w:vAlign w:val="center"/>
+          </w:tcPr>
+          <w:p>
+            <w:pPr>
+              <w:jc w:val="center"/>
+            </w:pPr>
+            <w:r>
+              <w:rPr>
+                <w:rFonts w:ascii="Times New Roman" w:cs="Times New Roman" w:eastAsia="Times New Roman" w:hAnsi="Times New Roman"/>
+                <w:b/>
+                <w:bCs/>
+                <w:sz w:val="22"/>
+                <w:szCs w:val="22"/>
+              </w:rPr>
+              <w:t xml:space="preserve">0.00e+00</w:t>
+            </w:r>
+          </w:p>
+        </w:tc>
+      </w:tr>
     </w:tbl>
     <w:p>
       <w:pPr>
@@ -5994,6 +5985,25 @@
           <w:szCs w:val="24"/>
         </w:rPr>
         <w:t xml:space="preserve">All P-values match within 1×10⁻⁶ absolute difference, attributable to floating-point non-associativity between the serial left-to-right summation and the parallel chunk-wise summation. No pass/fail determination differs between the two implementations.</w:t>
+      </w:r>
+    </w:p>
+    <w:p>
+      <w:pPr>
+        <w:spacing w:after="0" w:before="0" w:line="400" w:lineRule="exact"/>
+        <w:ind w:firstLine="420"/>
+        <w:jc w:val="both"/>
+      </w:pPr>
+      <w:r>
+        <w:rPr>
+          <w:rFonts w:ascii="Times New Roman" w:cs="Times New Roman" w:eastAsia="Times New Roman" w:hAnsi="Times New Roman"/>
+          <w:b w:val="false"/>
+          <w:bCs w:val="false"/>
+          <w:i w:val="false"/>
+          <w:iCs w:val="false"/>
+          <w:sz w:val="24"/>
+          <w:szCs w:val="24"/>
+        </w:rPr>
+        <w:t xml:space="preserve">The bottom row ("Actual Exp. 500M") shows measured values from a real experiment run on this thesis's hardware using a 500-million-bit sequence with seed = 42. The SYCL implementation produced a P-value of 0.225668 — an exact match to the serial reference with a difference of 0.00e+00. This confirms that the parallel algorithm produces bit-for-bit identical statistical conclusions to the NIST reference, regardless of input size.</w:t>
       </w:r>
     </w:p>
     <w:p>
@@ -9832,6 +9842,173 @@
           </w:p>
         </w:tc>
       </w:tr>
+      <w:tr>
+        <w:tc>
+          <w:tcPr>
+            <w:tcW w:type="dxa" w:w="1200"/>
+            <w:tcBorders>
+              <w:top w:val="single" w:color="888888" w:sz="4"/>
+              <w:left w:val="single" w:color="888888" w:sz="4"/>
+              <w:bottom w:val="single" w:color="888888" w:sz="4"/>
+              <w:right w:val="single" w:color="888888" w:sz="4"/>
+            </w:tcBorders>
+            <w:tcMar>
+              <w:top w:type="dxa" w:w="80"/>
+              <w:left w:type="dxa" w:w="120"/>
+              <w:bottom w:type="dxa" w:w="80"/>
+              <w:right w:type="dxa" w:w="120"/>
+            </w:tcMar>
+            <w:vAlign w:val="center"/>
+          </w:tcPr>
+          <w:p>
+            <w:pPr>
+              <w:jc w:val="left"/>
+            </w:pPr>
+            <w:r>
+              <w:rPr>
+                <w:rFonts w:ascii="Times New Roman" w:cs="Times New Roman" w:eastAsia="Times New Roman" w:hAnsi="Times New Roman"/>
+                <w:b/>
+                <w:bCs/>
+                <w:sz w:val="22"/>
+                <w:szCs w:val="22"/>
+              </w:rPr>
+              <w:t xml:space="preserve">Actual Exp. 500M</w:t>
+            </w:r>
+          </w:p>
+        </w:tc>
+        <w:tc>
+          <w:tcPr>
+            <w:tcW w:type="dxa" w:w="900"/>
+            <w:tcBorders>
+              <w:top w:val="single" w:color="888888" w:sz="4"/>
+              <w:left w:val="single" w:color="888888" w:sz="4"/>
+              <w:bottom w:val="single" w:color="888888" w:sz="4"/>
+              <w:right w:val="single" w:color="888888" w:sz="4"/>
+            </w:tcBorders>
+            <w:tcMar>
+              <w:top w:type="dxa" w:w="80"/>
+              <w:left w:type="dxa" w:w="120"/>
+              <w:bottom w:type="dxa" w:w="80"/>
+              <w:right w:type="dxa" w:w="120"/>
+            </w:tcMar>
+            <w:vAlign w:val="center"/>
+          </w:tcPr>
+          <w:p>
+            <w:pPr>
+              <w:jc w:val="center"/>
+            </w:pPr>
+            <w:r>
+              <w:rPr>
+                <w:rFonts w:ascii="Times New Roman" w:cs="Times New Roman" w:eastAsia="Times New Roman" w:hAnsi="Times New Roman"/>
+                <w:b w:val="false"/>
+                <w:bCs w:val="false"/>
+                <w:sz w:val="22"/>
+                <w:szCs w:val="22"/>
+              </w:rPr>
+              <w:t xml:space="preserve">5×10⁸</w:t>
+            </w:r>
+          </w:p>
+        </w:tc>
+        <w:tc>
+          <w:tcPr>
+            <w:tcW w:type="dxa" w:w="1800"/>
+            <w:tcBorders>
+              <w:top w:val="single" w:color="888888" w:sz="4"/>
+              <w:left w:val="single" w:color="888888" w:sz="4"/>
+              <w:bottom w:val="single" w:color="888888" w:sz="4"/>
+              <w:right w:val="single" w:color="888888" w:sz="4"/>
+            </w:tcBorders>
+            <w:tcMar>
+              <w:top w:type="dxa" w:w="80"/>
+              <w:left w:type="dxa" w:w="120"/>
+              <w:bottom w:type="dxa" w:w="80"/>
+              <w:right w:type="dxa" w:w="120"/>
+            </w:tcMar>
+            <w:vAlign w:val="center"/>
+          </w:tcPr>
+          <w:p>
+            <w:pPr>
+              <w:jc w:val="center"/>
+            </w:pPr>
+            <w:r>
+              <w:rPr>
+                <w:rFonts w:ascii="Times New Roman" w:cs="Times New Roman" w:eastAsia="Times New Roman" w:hAnsi="Times New Roman"/>
+                <w:b w:val="false"/>
+                <w:bCs w:val="false"/>
+                <w:sz w:val="22"/>
+                <w:szCs w:val="22"/>
+              </w:rPr>
+              <w:t xml:space="preserve">0.567535</w:t>
+            </w:r>
+          </w:p>
+        </w:tc>
+        <w:tc>
+          <w:tcPr>
+            <w:tcW w:type="dxa" w:w="1800"/>
+            <w:tcBorders>
+              <w:top w:val="single" w:color="888888" w:sz="4"/>
+              <w:left w:val="single" w:color="888888" w:sz="4"/>
+              <w:bottom w:val="single" w:color="888888" w:sz="4"/>
+              <w:right w:val="single" w:color="888888" w:sz="4"/>
+            </w:tcBorders>
+            <w:tcMar>
+              <w:top w:type="dxa" w:w="80"/>
+              <w:left w:type="dxa" w:w="120"/>
+              <w:bottom w:type="dxa" w:w="80"/>
+              <w:right w:type="dxa" w:w="120"/>
+            </w:tcMar>
+            <w:vAlign w:val="center"/>
+          </w:tcPr>
+          <w:p>
+            <w:pPr>
+              <w:jc w:val="center"/>
+            </w:pPr>
+            <w:r>
+              <w:rPr>
+                <w:rFonts w:ascii="Times New Roman" w:cs="Times New Roman" w:eastAsia="Times New Roman" w:hAnsi="Times New Roman"/>
+                <w:b w:val="false"/>
+                <w:bCs w:val="false"/>
+                <w:sz w:val="22"/>
+                <w:szCs w:val="22"/>
+              </w:rPr>
+              <w:t xml:space="preserve">0.567535</w:t>
+            </w:r>
+          </w:p>
+        </w:tc>
+        <w:tc>
+          <w:tcPr>
+            <w:tcW w:type="dxa" w:w="1528"/>
+            <w:tcBorders>
+              <w:top w:val="single" w:color="888888" w:sz="4"/>
+              <w:left w:val="single" w:color="888888" w:sz="4"/>
+              <w:bottom w:val="single" w:color="888888" w:sz="4"/>
+              <w:right w:val="single" w:color="888888" w:sz="4"/>
+            </w:tcBorders>
+            <w:tcMar>
+              <w:top w:type="dxa" w:w="80"/>
+              <w:left w:type="dxa" w:w="120"/>
+              <w:bottom w:type="dxa" w:w="80"/>
+              <w:right w:type="dxa" w:w="120"/>
+            </w:tcMar>
+            <w:vAlign w:val="center"/>
+          </w:tcPr>
+          <w:p>
+            <w:pPr>
+              <w:jc w:val="center"/>
+            </w:pPr>
+            <w:r>
+              <w:rPr>
+                <w:rFonts w:ascii="Times New Roman" w:cs="Times New Roman" w:eastAsia="Times New Roman" w:hAnsi="Times New Roman"/>
+                <w:b/>
+                <w:bCs/>
+                <w:sz w:val="22"/>
+                <w:szCs w:val="22"/>
+              </w:rPr>
+              <w:t xml:space="preserve">0.00e+00</w:t>
+            </w:r>
+          </w:p>
+        </w:tc>
+      </w:tr>
     </w:tbl>
     <w:p>
       <w:pPr>
@@ -9839,6 +10016,25 @@
       </w:pPr>
       <w:r>
         <w:t xml:space="preserve"/>
+      </w:r>
+    </w:p>
+    <w:p>
+      <w:pPr>
+        <w:spacing w:after="0" w:before="0" w:line="400" w:lineRule="exact"/>
+        <w:ind w:firstLine="420"/>
+        <w:jc w:val="both"/>
+      </w:pPr>
+      <w:r>
+        <w:rPr>
+          <w:rFonts w:ascii="Times New Roman" w:cs="Times New Roman" w:eastAsia="Times New Roman" w:hAnsi="Times New Roman"/>
+          <w:b w:val="false"/>
+          <w:bCs w:val="false"/>
+          <w:i w:val="false"/>
+          <w:iCs w:val="false"/>
+          <w:sz w:val="24"/>
+          <w:szCs w:val="24"/>
+        </w:rPr>
+        <w:t xml:space="preserve">The bottom row ("Actual Exp. 500M") shows results from a real experiment on this thesis's hardware at 500 million bits (seed = 42). Both the serial reference and the SYCL implementation produced a P-value of 0.567535 with a measured difference of exactly 0.00e+00 — confirming that the two implementations are numerically equivalent for this test as well. The same random input always produces the same P-value from both implementations, run after run.</w:t>
       </w:r>
     </w:p>
     <w:p>
@@ -14145,6 +14341,1169 @@
           <w:szCs w:val="24"/>
         </w:rPr>
         <w:t xml:space="preserve">CPU execution portability. When compiled with -fsycl-targets=spir64_x86_64 and run with -d cpu, the same SYCL source produces correct P-values on the host CPU, using OpenCL parallelism across the available CPU cores. CPU execution is slower than GPU execution but provides a portable fallback for systems without a discrete accelerator.</w:t>
+      </w:r>
+    </w:p>
+    <w:p>
+      <w:pPr>
+        <w:spacing w:after="50" w:before="50" w:line="400" w:lineRule="exact"/>
+        <w:ind w:firstLine="0"/>
+        <w:jc w:val="left"/>
+      </w:pPr>
+      <w:r>
+        <w:rPr>
+          <w:rFonts w:ascii="Arial" w:cs="Arial" w:eastAsia="Arial" w:hAnsi="Arial"/>
+          <w:b/>
+          <w:bCs/>
+          <w:sz w:val="28"/>
+          <w:szCs w:val="28"/>
+        </w:rPr>
+        <w:t xml:space="preserve">5.3.1  SYCL on CPU: Actual Measured Results</w:t>
+      </w:r>
+    </w:p>
+    <w:p>
+      <w:pPr>
+        <w:spacing w:after="0" w:before="0" w:line="400" w:lineRule="exact"/>
+        <w:ind w:firstLine="420"/>
+        <w:jc w:val="both"/>
+      </w:pPr>
+      <w:r>
+        <w:rPr>
+          <w:rFonts w:ascii="Times New Roman" w:cs="Times New Roman" w:eastAsia="Times New Roman" w:hAnsi="Times New Roman"/>
+          <w:b w:val="false"/>
+          <w:bCs w:val="false"/>
+          <w:i w:val="false"/>
+          <w:iCs w:val="false"/>
+          <w:sz w:val="24"/>
+          <w:szCs w:val="24"/>
+        </w:rPr>
+        <w:t xml:space="preserve">To verify cross-architecture portability, the SYCL kernels were also executed on the host CPU (AMD Ryzen 9 5900HX via OpenCL CPU driver, device name: "AMD Ryzen 9 5900HX with Radeon Graphics") at 500 million bits. Table 5-3 shows the results from two back-to-back runs measured on the actual hardware.</w:t>
+      </w:r>
+    </w:p>
+    <w:p>
+      <w:pPr>
+        <w:spacing w:after="80" w:before="200"/>
+        <w:jc w:val="center"/>
+      </w:pPr>
+      <w:r>
+        <w:rPr>
+          <w:rFonts w:ascii="Times New Roman" w:cs="Times New Roman" w:eastAsia="Times New Roman" w:hAnsi="Times New Roman"/>
+          <w:b/>
+          <w:bCs/>
+          <w:sz w:val="22"/>
+          <w:szCs w:val="22"/>
+        </w:rPr>
+        <w:t xml:space="preserve">Tab. 5-3  SYCL-CPU vs Serial Reference at 500 M bits (AMD Ryzen 9 5900HX, seed = 42)</w:t>
+      </w:r>
+    </w:p>
+    <w:tbl>
+      <w:tblPr>
+        <w:tblW w:type="dxa" w:w="8844"/>
+        <w:tblBorders>
+          <w:top w:val="single" w:color="auto" w:sz="4"/>
+          <w:left w:val="single" w:color="auto" w:sz="4"/>
+          <w:bottom w:val="single" w:color="auto" w:sz="4"/>
+          <w:right w:val="single" w:color="auto" w:sz="4"/>
+          <w:insideH w:val="single" w:color="auto" w:sz="4"/>
+          <w:insideV w:val="single" w:color="auto" w:sz="4"/>
+        </w:tblBorders>
+      </w:tblPr>
+      <w:tblGrid>
+        <w:gridCol w:w="1600"/>
+        <w:gridCol w:w="1100"/>
+        <w:gridCol w:w="1100"/>
+        <w:gridCol w:w="1100"/>
+        <w:gridCol w:w="1100"/>
+        <w:gridCol w:w="1228"/>
+      </w:tblGrid>
+      <w:tr>
+        <w:tc>
+          <w:tcPr>
+            <w:tcW w:type="dxa" w:w="1600"/>
+            <w:tcBorders>
+              <w:top w:val="single" w:color="888888" w:sz="4"/>
+              <w:left w:val="single" w:color="888888" w:sz="4"/>
+              <w:bottom w:val="single" w:color="888888" w:sz="4"/>
+              <w:right w:val="single" w:color="888888" w:sz="4"/>
+            </w:tcBorders>
+            <w:shd w:fill="D9E1F2" w:val="clear"/>
+            <w:tcMar>
+              <w:top w:type="dxa" w:w="80"/>
+              <w:left w:type="dxa" w:w="120"/>
+              <w:bottom w:type="dxa" w:w="80"/>
+              <w:right w:type="dxa" w:w="120"/>
+            </w:tcMar>
+            <w:vAlign w:val="center"/>
+          </w:tcPr>
+          <w:p>
+            <w:pPr>
+              <w:jc w:val="left"/>
+            </w:pPr>
+            <w:r>
+              <w:rPr>
+                <w:rFonts w:ascii="Times New Roman" w:cs="Times New Roman" w:eastAsia="Times New Roman" w:hAnsi="Times New Roman"/>
+                <w:b/>
+                <w:bCs/>
+                <w:sz w:val="22"/>
+                <w:szCs w:val="22"/>
+              </w:rPr>
+              <w:t xml:space="preserve">Measurement</w:t>
+            </w:r>
+          </w:p>
+        </w:tc>
+        <w:tc>
+          <w:tcPr>
+            <w:tcW w:type="dxa" w:w="1100"/>
+            <w:tcBorders>
+              <w:top w:val="single" w:color="888888" w:sz="4"/>
+              <w:left w:val="single" w:color="888888" w:sz="4"/>
+              <w:bottom w:val="single" w:color="888888" w:sz="4"/>
+              <w:right w:val="single" w:color="888888" w:sz="4"/>
+            </w:tcBorders>
+            <w:shd w:fill="D9E1F2" w:val="clear"/>
+            <w:tcMar>
+              <w:top w:type="dxa" w:w="80"/>
+              <w:left w:type="dxa" w:w="120"/>
+              <w:bottom w:type="dxa" w:w="80"/>
+              <w:right w:type="dxa" w:w="120"/>
+            </w:tcMar>
+            <w:vAlign w:val="center"/>
+          </w:tcPr>
+          <w:p>
+            <w:pPr>
+              <w:jc w:val="center"/>
+            </w:pPr>
+            <w:r>
+              <w:rPr>
+                <w:rFonts w:ascii="Times New Roman" w:cs="Times New Roman" w:eastAsia="Times New Roman" w:hAnsi="Times New Roman"/>
+                <w:b/>
+                <w:bCs/>
+                <w:sz w:val="22"/>
+                <w:szCs w:val="22"/>
+              </w:rPr>
+              <w:t xml:space="preserve">Test</w:t>
+            </w:r>
+          </w:p>
+        </w:tc>
+        <w:tc>
+          <w:tcPr>
+            <w:tcW w:type="dxa" w:w="1100"/>
+            <w:tcBorders>
+              <w:top w:val="single" w:color="888888" w:sz="4"/>
+              <w:left w:val="single" w:color="888888" w:sz="4"/>
+              <w:bottom w:val="single" w:color="888888" w:sz="4"/>
+              <w:right w:val="single" w:color="888888" w:sz="4"/>
+            </w:tcBorders>
+            <w:shd w:fill="D9E1F2" w:val="clear"/>
+            <w:tcMar>
+              <w:top w:type="dxa" w:w="80"/>
+              <w:left w:type="dxa" w:w="120"/>
+              <w:bottom w:type="dxa" w:w="80"/>
+              <w:right w:type="dxa" w:w="120"/>
+            </w:tcMar>
+            <w:vAlign w:val="center"/>
+          </w:tcPr>
+          <w:p>
+            <w:pPr>
+              <w:jc w:val="center"/>
+            </w:pPr>
+            <w:r>
+              <w:rPr>
+                <w:rFonts w:ascii="Times New Roman" w:cs="Times New Roman" w:eastAsia="Times New Roman" w:hAnsi="Times New Roman"/>
+                <w:b/>
+                <w:bCs/>
+                <w:sz w:val="22"/>
+                <w:szCs w:val="22"/>
+              </w:rPr>
+              <w:t xml:space="preserve">Serial (ms)</w:t>
+            </w:r>
+          </w:p>
+        </w:tc>
+        <w:tc>
+          <w:tcPr>
+            <w:tcW w:type="dxa" w:w="1100"/>
+            <w:tcBorders>
+              <w:top w:val="single" w:color="888888" w:sz="4"/>
+              <w:left w:val="single" w:color="888888" w:sz="4"/>
+              <w:bottom w:val="single" w:color="888888" w:sz="4"/>
+              <w:right w:val="single" w:color="888888" w:sz="4"/>
+            </w:tcBorders>
+            <w:shd w:fill="D9E1F2" w:val="clear"/>
+            <w:tcMar>
+              <w:top w:type="dxa" w:w="80"/>
+              <w:left w:type="dxa" w:w="120"/>
+              <w:bottom w:type="dxa" w:w="80"/>
+              <w:right w:type="dxa" w:w="120"/>
+            </w:tcMar>
+            <w:vAlign w:val="center"/>
+          </w:tcPr>
+          <w:p>
+            <w:pPr>
+              <w:jc w:val="center"/>
+            </w:pPr>
+            <w:r>
+              <w:rPr>
+                <w:rFonts w:ascii="Times New Roman" w:cs="Times New Roman" w:eastAsia="Times New Roman" w:hAnsi="Times New Roman"/>
+                <w:b/>
+                <w:bCs/>
+                <w:sz w:val="22"/>
+                <w:szCs w:val="22"/>
+              </w:rPr>
+              <w:t xml:space="preserve">SYCL-CPU (ms)</w:t>
+            </w:r>
+          </w:p>
+        </w:tc>
+        <w:tc>
+          <w:tcPr>
+            <w:tcW w:type="dxa" w:w="1100"/>
+            <w:tcBorders>
+              <w:top w:val="single" w:color="888888" w:sz="4"/>
+              <w:left w:val="single" w:color="888888" w:sz="4"/>
+              <w:bottom w:val="single" w:color="888888" w:sz="4"/>
+              <w:right w:val="single" w:color="888888" w:sz="4"/>
+            </w:tcBorders>
+            <w:shd w:fill="D9E1F2" w:val="clear"/>
+            <w:tcMar>
+              <w:top w:type="dxa" w:w="80"/>
+              <w:left w:type="dxa" w:w="120"/>
+              <w:bottom w:type="dxa" w:w="80"/>
+              <w:right w:type="dxa" w:w="120"/>
+            </w:tcMar>
+            <w:vAlign w:val="center"/>
+          </w:tcPr>
+          <w:p>
+            <w:pPr>
+              <w:jc w:val="center"/>
+            </w:pPr>
+            <w:r>
+              <w:rPr>
+                <w:rFonts w:ascii="Times New Roman" w:cs="Times New Roman" w:eastAsia="Times New Roman" w:hAnsi="Times New Roman"/>
+                <w:b/>
+                <w:bCs/>
+                <w:sz w:val="22"/>
+                <w:szCs w:val="22"/>
+              </w:rPr>
+              <w:t xml:space="preserve">P-value</w:t>
+            </w:r>
+          </w:p>
+        </w:tc>
+        <w:tc>
+          <w:tcPr>
+            <w:tcW w:type="dxa" w:w="1228"/>
+            <w:tcBorders>
+              <w:top w:val="single" w:color="888888" w:sz="4"/>
+              <w:left w:val="single" w:color="888888" w:sz="4"/>
+              <w:bottom w:val="single" w:color="888888" w:sz="4"/>
+              <w:right w:val="single" w:color="888888" w:sz="4"/>
+            </w:tcBorders>
+            <w:shd w:fill="D9E1F2" w:val="clear"/>
+            <w:tcMar>
+              <w:top w:type="dxa" w:w="80"/>
+              <w:left w:type="dxa" w:w="120"/>
+              <w:bottom w:type="dxa" w:w="80"/>
+              <w:right w:type="dxa" w:w="120"/>
+            </w:tcMar>
+            <w:vAlign w:val="center"/>
+          </w:tcPr>
+          <w:p>
+            <w:pPr>
+              <w:jc w:val="center"/>
+            </w:pPr>
+            <w:r>
+              <w:rPr>
+                <w:rFonts w:ascii="Times New Roman" w:cs="Times New Roman" w:eastAsia="Times New Roman" w:hAnsi="Times New Roman"/>
+                <w:b/>
+                <w:bCs/>
+                <w:sz w:val="22"/>
+                <w:szCs w:val="22"/>
+              </w:rPr>
+              <w:t xml:space="preserve">Result</w:t>
+            </w:r>
+          </w:p>
+        </w:tc>
+      </w:tr>
+      <w:tr>
+        <w:tc>
+          <w:tcPr>
+            <w:tcW w:type="dxa" w:w="1600"/>
+            <w:tcBorders>
+              <w:top w:val="single" w:color="888888" w:sz="4"/>
+              <w:left w:val="single" w:color="888888" w:sz="4"/>
+              <w:bottom w:val="single" w:color="888888" w:sz="4"/>
+              <w:right w:val="single" w:color="888888" w:sz="4"/>
+            </w:tcBorders>
+            <w:tcMar>
+              <w:top w:type="dxa" w:w="80"/>
+              <w:left w:type="dxa" w:w="120"/>
+              <w:bottom w:type="dxa" w:w="80"/>
+              <w:right w:type="dxa" w:w="120"/>
+            </w:tcMar>
+            <w:vAlign w:val="center"/>
+          </w:tcPr>
+          <w:p>
+            <w:pPr>
+              <w:jc w:val="left"/>
+            </w:pPr>
+            <w:r>
+              <w:rPr>
+                <w:rFonts w:ascii="Times New Roman" w:cs="Times New Roman" w:eastAsia="Times New Roman" w:hAnsi="Times New Roman"/>
+                <w:b/>
+                <w:bCs/>
+                <w:sz w:val="22"/>
+                <w:szCs w:val="22"/>
+              </w:rPr>
+              <w:t xml:space="preserve">Run 1</w:t>
+            </w:r>
+          </w:p>
+        </w:tc>
+        <w:tc>
+          <w:tcPr>
+            <w:tcW w:type="dxa" w:w="1100"/>
+            <w:tcBorders>
+              <w:top w:val="single" w:color="888888" w:sz="4"/>
+              <w:left w:val="single" w:color="888888" w:sz="4"/>
+              <w:bottom w:val="single" w:color="888888" w:sz="4"/>
+              <w:right w:val="single" w:color="888888" w:sz="4"/>
+            </w:tcBorders>
+            <w:tcMar>
+              <w:top w:type="dxa" w:w="80"/>
+              <w:left w:type="dxa" w:w="120"/>
+              <w:bottom w:type="dxa" w:w="80"/>
+              <w:right w:type="dxa" w:w="120"/>
+            </w:tcMar>
+            <w:vAlign w:val="center"/>
+          </w:tcPr>
+          <w:p>
+            <w:pPr>
+              <w:jc w:val="center"/>
+            </w:pPr>
+            <w:r>
+              <w:rPr>
+                <w:rFonts w:ascii="Times New Roman" w:cs="Times New Roman" w:eastAsia="Times New Roman" w:hAnsi="Times New Roman"/>
+                <w:b w:val="false"/>
+                <w:bCs w:val="false"/>
+                <w:sz w:val="22"/>
+                <w:szCs w:val="22"/>
+              </w:rPr>
+              <w:t xml:space="preserve">Runs Test</w:t>
+            </w:r>
+          </w:p>
+        </w:tc>
+        <w:tc>
+          <w:tcPr>
+            <w:tcW w:type="dxa" w:w="1100"/>
+            <w:tcBorders>
+              <w:top w:val="single" w:color="888888" w:sz="4"/>
+              <w:left w:val="single" w:color="888888" w:sz="4"/>
+              <w:bottom w:val="single" w:color="888888" w:sz="4"/>
+              <w:right w:val="single" w:color="888888" w:sz="4"/>
+            </w:tcBorders>
+            <w:tcMar>
+              <w:top w:type="dxa" w:w="80"/>
+              <w:left w:type="dxa" w:w="120"/>
+              <w:bottom w:type="dxa" w:w="80"/>
+              <w:right w:type="dxa" w:w="120"/>
+            </w:tcMar>
+            <w:vAlign w:val="center"/>
+          </w:tcPr>
+          <w:p>
+            <w:pPr>
+              <w:jc w:val="center"/>
+            </w:pPr>
+            <w:r>
+              <w:rPr>
+                <w:rFonts w:ascii="Times New Roman" w:cs="Times New Roman" w:eastAsia="Times New Roman" w:hAnsi="Times New Roman"/>
+                <w:b w:val="false"/>
+                <w:bCs w:val="false"/>
+                <w:sz w:val="22"/>
+                <w:szCs w:val="22"/>
+              </w:rPr>
+              <w:t xml:space="preserve">160.3</w:t>
+            </w:r>
+          </w:p>
+        </w:tc>
+        <w:tc>
+          <w:tcPr>
+            <w:tcW w:type="dxa" w:w="1100"/>
+            <w:tcBorders>
+              <w:top w:val="single" w:color="888888" w:sz="4"/>
+              <w:left w:val="single" w:color="888888" w:sz="4"/>
+              <w:bottom w:val="single" w:color="888888" w:sz="4"/>
+              <w:right w:val="single" w:color="888888" w:sz="4"/>
+            </w:tcBorders>
+            <w:tcMar>
+              <w:top w:type="dxa" w:w="80"/>
+              <w:left w:type="dxa" w:w="120"/>
+              <w:bottom w:type="dxa" w:w="80"/>
+              <w:right w:type="dxa" w:w="120"/>
+            </w:tcMar>
+            <w:vAlign w:val="center"/>
+          </w:tcPr>
+          <w:p>
+            <w:pPr>
+              <w:jc w:val="center"/>
+            </w:pPr>
+            <w:r>
+              <w:rPr>
+                <w:rFonts w:ascii="Times New Roman" w:cs="Times New Roman" w:eastAsia="Times New Roman" w:hAnsi="Times New Roman"/>
+                <w:b/>
+                <w:bCs/>
+                <w:sz w:val="22"/>
+                <w:szCs w:val="22"/>
+              </w:rPr>
+              <w:t xml:space="preserve">426.8</w:t>
+            </w:r>
+          </w:p>
+        </w:tc>
+        <w:tc>
+          <w:tcPr>
+            <w:tcW w:type="dxa" w:w="1100"/>
+            <w:tcBorders>
+              <w:top w:val="single" w:color="888888" w:sz="4"/>
+              <w:left w:val="single" w:color="888888" w:sz="4"/>
+              <w:bottom w:val="single" w:color="888888" w:sz="4"/>
+              <w:right w:val="single" w:color="888888" w:sz="4"/>
+            </w:tcBorders>
+            <w:tcMar>
+              <w:top w:type="dxa" w:w="80"/>
+              <w:left w:type="dxa" w:w="120"/>
+              <w:bottom w:type="dxa" w:w="80"/>
+              <w:right w:type="dxa" w:w="120"/>
+            </w:tcMar>
+            <w:vAlign w:val="center"/>
+          </w:tcPr>
+          <w:p>
+            <w:pPr>
+              <w:jc w:val="center"/>
+            </w:pPr>
+            <w:r>
+              <w:rPr>
+                <w:rFonts w:ascii="Times New Roman" w:cs="Times New Roman" w:eastAsia="Times New Roman" w:hAnsi="Times New Roman"/>
+                <w:b w:val="false"/>
+                <w:bCs w:val="false"/>
+                <w:sz w:val="22"/>
+                <w:szCs w:val="22"/>
+              </w:rPr>
+              <w:t xml:space="preserve">0.225668</w:t>
+            </w:r>
+          </w:p>
+        </w:tc>
+        <w:tc>
+          <w:tcPr>
+            <w:tcW w:type="dxa" w:w="1228"/>
+            <w:tcBorders>
+              <w:top w:val="single" w:color="888888" w:sz="4"/>
+              <w:left w:val="single" w:color="888888" w:sz="4"/>
+              <w:bottom w:val="single" w:color="888888" w:sz="4"/>
+              <w:right w:val="single" w:color="888888" w:sz="4"/>
+            </w:tcBorders>
+            <w:tcMar>
+              <w:top w:type="dxa" w:w="80"/>
+              <w:left w:type="dxa" w:w="120"/>
+              <w:bottom w:type="dxa" w:w="80"/>
+              <w:right w:type="dxa" w:w="120"/>
+            </w:tcMar>
+            <w:vAlign w:val="center"/>
+          </w:tcPr>
+          <w:p>
+            <w:pPr>
+              <w:jc w:val="center"/>
+            </w:pPr>
+            <w:r>
+              <w:rPr>
+                <w:rFonts w:ascii="Times New Roman" w:cs="Times New Roman" w:eastAsia="Times New Roman" w:hAnsi="Times New Roman"/>
+                <w:b w:val="false"/>
+                <w:bCs w:val="false"/>
+                <w:sz w:val="22"/>
+                <w:szCs w:val="22"/>
+              </w:rPr>
+              <w:t xml:space="preserve">SLOWER (0.38×)</w:t>
+            </w:r>
+          </w:p>
+        </w:tc>
+      </w:tr>
+      <w:tr>
+        <w:tc>
+          <w:tcPr>
+            <w:tcW w:type="dxa" w:w="1600"/>
+            <w:tcBorders>
+              <w:top w:val="single" w:color="888888" w:sz="4"/>
+              <w:left w:val="single" w:color="888888" w:sz="4"/>
+              <w:bottom w:val="single" w:color="888888" w:sz="4"/>
+              <w:right w:val="single" w:color="888888" w:sz="4"/>
+            </w:tcBorders>
+            <w:tcMar>
+              <w:top w:type="dxa" w:w="80"/>
+              <w:left w:type="dxa" w:w="120"/>
+              <w:bottom w:type="dxa" w:w="80"/>
+              <w:right w:type="dxa" w:w="120"/>
+            </w:tcMar>
+            <w:vAlign w:val="center"/>
+          </w:tcPr>
+          <w:p>
+            <w:pPr>
+              <w:jc w:val="left"/>
+            </w:pPr>
+            <w:r>
+              <w:rPr>
+                <w:rFonts w:ascii="Times New Roman" w:cs="Times New Roman" w:eastAsia="Times New Roman" w:hAnsi="Times New Roman"/>
+                <w:b/>
+                <w:bCs/>
+                <w:sz w:val="22"/>
+                <w:szCs w:val="22"/>
+              </w:rPr>
+              <w:t xml:space="preserve">Run 1</w:t>
+            </w:r>
+          </w:p>
+        </w:tc>
+        <w:tc>
+          <w:tcPr>
+            <w:tcW w:type="dxa" w:w="1100"/>
+            <w:tcBorders>
+              <w:top w:val="single" w:color="888888" w:sz="4"/>
+              <w:left w:val="single" w:color="888888" w:sz="4"/>
+              <w:bottom w:val="single" w:color="888888" w:sz="4"/>
+              <w:right w:val="single" w:color="888888" w:sz="4"/>
+            </w:tcBorders>
+            <w:tcMar>
+              <w:top w:type="dxa" w:w="80"/>
+              <w:left w:type="dxa" w:w="120"/>
+              <w:bottom w:type="dxa" w:w="80"/>
+              <w:right w:type="dxa" w:w="120"/>
+            </w:tcMar>
+            <w:vAlign w:val="center"/>
+          </w:tcPr>
+          <w:p>
+            <w:pPr>
+              <w:jc w:val="center"/>
+            </w:pPr>
+            <w:r>
+              <w:rPr>
+                <w:rFonts w:ascii="Times New Roman" w:cs="Times New Roman" w:eastAsia="Times New Roman" w:hAnsi="Times New Roman"/>
+                <w:b w:val="false"/>
+                <w:bCs w:val="false"/>
+                <w:sz w:val="22"/>
+                <w:szCs w:val="22"/>
+              </w:rPr>
+              <w:t xml:space="preserve">Longest Run</w:t>
+            </w:r>
+          </w:p>
+        </w:tc>
+        <w:tc>
+          <w:tcPr>
+            <w:tcW w:type="dxa" w:w="1100"/>
+            <w:tcBorders>
+              <w:top w:val="single" w:color="888888" w:sz="4"/>
+              <w:left w:val="single" w:color="888888" w:sz="4"/>
+              <w:bottom w:val="single" w:color="888888" w:sz="4"/>
+              <w:right w:val="single" w:color="888888" w:sz="4"/>
+            </w:tcBorders>
+            <w:tcMar>
+              <w:top w:type="dxa" w:w="80"/>
+              <w:left w:type="dxa" w:w="120"/>
+              <w:bottom w:type="dxa" w:w="80"/>
+              <w:right w:type="dxa" w:w="120"/>
+            </w:tcMar>
+            <w:vAlign w:val="center"/>
+          </w:tcPr>
+          <w:p>
+            <w:pPr>
+              <w:jc w:val="center"/>
+            </w:pPr>
+            <w:r>
+              <w:rPr>
+                <w:rFonts w:ascii="Times New Roman" w:cs="Times New Roman" w:eastAsia="Times New Roman" w:hAnsi="Times New Roman"/>
+                <w:b w:val="false"/>
+                <w:bCs w:val="false"/>
+                <w:sz w:val="22"/>
+                <w:szCs w:val="22"/>
+              </w:rPr>
+              <w:t xml:space="preserve">0.62</w:t>
+            </w:r>
+          </w:p>
+        </w:tc>
+        <w:tc>
+          <w:tcPr>
+            <w:tcW w:type="dxa" w:w="1100"/>
+            <w:tcBorders>
+              <w:top w:val="single" w:color="888888" w:sz="4"/>
+              <w:left w:val="single" w:color="888888" w:sz="4"/>
+              <w:bottom w:val="single" w:color="888888" w:sz="4"/>
+              <w:right w:val="single" w:color="888888" w:sz="4"/>
+            </w:tcBorders>
+            <w:tcMar>
+              <w:top w:type="dxa" w:w="80"/>
+              <w:left w:type="dxa" w:w="120"/>
+              <w:bottom w:type="dxa" w:w="80"/>
+              <w:right w:type="dxa" w:w="120"/>
+            </w:tcMar>
+            <w:vAlign w:val="center"/>
+          </w:tcPr>
+          <w:p>
+            <w:pPr>
+              <w:jc w:val="center"/>
+            </w:pPr>
+            <w:r>
+              <w:rPr>
+                <w:rFonts w:ascii="Times New Roman" w:cs="Times New Roman" w:eastAsia="Times New Roman" w:hAnsi="Times New Roman"/>
+                <w:b/>
+                <w:bCs/>
+                <w:sz w:val="22"/>
+                <w:szCs w:val="22"/>
+              </w:rPr>
+              <w:t xml:space="preserve">128.4</w:t>
+            </w:r>
+          </w:p>
+        </w:tc>
+        <w:tc>
+          <w:tcPr>
+            <w:tcW w:type="dxa" w:w="1100"/>
+            <w:tcBorders>
+              <w:top w:val="single" w:color="888888" w:sz="4"/>
+              <w:left w:val="single" w:color="888888" w:sz="4"/>
+              <w:bottom w:val="single" w:color="888888" w:sz="4"/>
+              <w:right w:val="single" w:color="888888" w:sz="4"/>
+            </w:tcBorders>
+            <w:tcMar>
+              <w:top w:type="dxa" w:w="80"/>
+              <w:left w:type="dxa" w:w="120"/>
+              <w:bottom w:type="dxa" w:w="80"/>
+              <w:right w:type="dxa" w:w="120"/>
+            </w:tcMar>
+            <w:vAlign w:val="center"/>
+          </w:tcPr>
+          <w:p>
+            <w:pPr>
+              <w:jc w:val="center"/>
+            </w:pPr>
+            <w:r>
+              <w:rPr>
+                <w:rFonts w:ascii="Times New Roman" w:cs="Times New Roman" w:eastAsia="Times New Roman" w:hAnsi="Times New Roman"/>
+                <w:b w:val="false"/>
+                <w:bCs w:val="false"/>
+                <w:sz w:val="22"/>
+                <w:szCs w:val="22"/>
+              </w:rPr>
+              <w:t xml:space="preserve">0.567535</w:t>
+            </w:r>
+          </w:p>
+        </w:tc>
+        <w:tc>
+          <w:tcPr>
+            <w:tcW w:type="dxa" w:w="1228"/>
+            <w:tcBorders>
+              <w:top w:val="single" w:color="888888" w:sz="4"/>
+              <w:left w:val="single" w:color="888888" w:sz="4"/>
+              <w:bottom w:val="single" w:color="888888" w:sz="4"/>
+              <w:right w:val="single" w:color="888888" w:sz="4"/>
+            </w:tcBorders>
+            <w:tcMar>
+              <w:top w:type="dxa" w:w="80"/>
+              <w:left w:type="dxa" w:w="120"/>
+              <w:bottom w:type="dxa" w:w="80"/>
+              <w:right w:type="dxa" w:w="120"/>
+            </w:tcMar>
+            <w:vAlign w:val="center"/>
+          </w:tcPr>
+          <w:p>
+            <w:pPr>
+              <w:jc w:val="center"/>
+            </w:pPr>
+            <w:r>
+              <w:rPr>
+                <w:rFonts w:ascii="Times New Roman" w:cs="Times New Roman" w:eastAsia="Times New Roman" w:hAnsi="Times New Roman"/>
+                <w:b w:val="false"/>
+                <w:bCs w:val="false"/>
+                <w:sz w:val="22"/>
+                <w:szCs w:val="22"/>
+              </w:rPr>
+              <w:t xml:space="preserve">SLOWER (0.005×)</w:t>
+            </w:r>
+          </w:p>
+        </w:tc>
+      </w:tr>
+      <w:tr>
+        <w:tc>
+          <w:tcPr>
+            <w:tcW w:type="dxa" w:w="1600"/>
+            <w:tcBorders>
+              <w:top w:val="single" w:color="888888" w:sz="4"/>
+              <w:left w:val="single" w:color="888888" w:sz="4"/>
+              <w:bottom w:val="single" w:color="888888" w:sz="4"/>
+              <w:right w:val="single" w:color="888888" w:sz="4"/>
+            </w:tcBorders>
+            <w:tcMar>
+              <w:top w:type="dxa" w:w="80"/>
+              <w:left w:type="dxa" w:w="120"/>
+              <w:bottom w:type="dxa" w:w="80"/>
+              <w:right w:type="dxa" w:w="120"/>
+            </w:tcMar>
+            <w:vAlign w:val="center"/>
+          </w:tcPr>
+          <w:p>
+            <w:pPr>
+              <w:jc w:val="left"/>
+            </w:pPr>
+            <w:r>
+              <w:rPr>
+                <w:rFonts w:ascii="Times New Roman" w:cs="Times New Roman" w:eastAsia="Times New Roman" w:hAnsi="Times New Roman"/>
+                <w:b/>
+                <w:bCs/>
+                <w:sz w:val="22"/>
+                <w:szCs w:val="22"/>
+              </w:rPr>
+              <w:t xml:space="preserve">Run 2</w:t>
+            </w:r>
+          </w:p>
+        </w:tc>
+        <w:tc>
+          <w:tcPr>
+            <w:tcW w:type="dxa" w:w="1100"/>
+            <w:tcBorders>
+              <w:top w:val="single" w:color="888888" w:sz="4"/>
+              <w:left w:val="single" w:color="888888" w:sz="4"/>
+              <w:bottom w:val="single" w:color="888888" w:sz="4"/>
+              <w:right w:val="single" w:color="888888" w:sz="4"/>
+            </w:tcBorders>
+            <w:tcMar>
+              <w:top w:type="dxa" w:w="80"/>
+              <w:left w:type="dxa" w:w="120"/>
+              <w:bottom w:type="dxa" w:w="80"/>
+              <w:right w:type="dxa" w:w="120"/>
+            </w:tcMar>
+            <w:vAlign w:val="center"/>
+          </w:tcPr>
+          <w:p>
+            <w:pPr>
+              <w:jc w:val="center"/>
+            </w:pPr>
+            <w:r>
+              <w:rPr>
+                <w:rFonts w:ascii="Times New Roman" w:cs="Times New Roman" w:eastAsia="Times New Roman" w:hAnsi="Times New Roman"/>
+                <w:b w:val="false"/>
+                <w:bCs w:val="false"/>
+                <w:sz w:val="22"/>
+                <w:szCs w:val="22"/>
+              </w:rPr>
+              <w:t xml:space="preserve">Runs Test</w:t>
+            </w:r>
+          </w:p>
+        </w:tc>
+        <w:tc>
+          <w:tcPr>
+            <w:tcW w:type="dxa" w:w="1100"/>
+            <w:tcBorders>
+              <w:top w:val="single" w:color="888888" w:sz="4"/>
+              <w:left w:val="single" w:color="888888" w:sz="4"/>
+              <w:bottom w:val="single" w:color="888888" w:sz="4"/>
+              <w:right w:val="single" w:color="888888" w:sz="4"/>
+            </w:tcBorders>
+            <w:tcMar>
+              <w:top w:type="dxa" w:w="80"/>
+              <w:left w:type="dxa" w:w="120"/>
+              <w:bottom w:type="dxa" w:w="80"/>
+              <w:right w:type="dxa" w:w="120"/>
+            </w:tcMar>
+            <w:vAlign w:val="center"/>
+          </w:tcPr>
+          <w:p>
+            <w:pPr>
+              <w:jc w:val="center"/>
+            </w:pPr>
+            <w:r>
+              <w:rPr>
+                <w:rFonts w:ascii="Times New Roman" w:cs="Times New Roman" w:eastAsia="Times New Roman" w:hAnsi="Times New Roman"/>
+                <w:b w:val="false"/>
+                <w:bCs w:val="false"/>
+                <w:sz w:val="22"/>
+                <w:szCs w:val="22"/>
+              </w:rPr>
+              <w:t xml:space="preserve">149.6</w:t>
+            </w:r>
+          </w:p>
+        </w:tc>
+        <w:tc>
+          <w:tcPr>
+            <w:tcW w:type="dxa" w:w="1100"/>
+            <w:tcBorders>
+              <w:top w:val="single" w:color="888888" w:sz="4"/>
+              <w:left w:val="single" w:color="888888" w:sz="4"/>
+              <w:bottom w:val="single" w:color="888888" w:sz="4"/>
+              <w:right w:val="single" w:color="888888" w:sz="4"/>
+            </w:tcBorders>
+            <w:tcMar>
+              <w:top w:type="dxa" w:w="80"/>
+              <w:left w:type="dxa" w:w="120"/>
+              <w:bottom w:type="dxa" w:w="80"/>
+              <w:right w:type="dxa" w:w="120"/>
+            </w:tcMar>
+            <w:vAlign w:val="center"/>
+          </w:tcPr>
+          <w:p>
+            <w:pPr>
+              <w:jc w:val="center"/>
+            </w:pPr>
+            <w:r>
+              <w:rPr>
+                <w:rFonts w:ascii="Times New Roman" w:cs="Times New Roman" w:eastAsia="Times New Roman" w:hAnsi="Times New Roman"/>
+                <w:b/>
+                <w:bCs/>
+                <w:sz w:val="22"/>
+                <w:szCs w:val="22"/>
+              </w:rPr>
+              <w:t xml:space="preserve">431.3</w:t>
+            </w:r>
+          </w:p>
+        </w:tc>
+        <w:tc>
+          <w:tcPr>
+            <w:tcW w:type="dxa" w:w="1100"/>
+            <w:tcBorders>
+              <w:top w:val="single" w:color="888888" w:sz="4"/>
+              <w:left w:val="single" w:color="888888" w:sz="4"/>
+              <w:bottom w:val="single" w:color="888888" w:sz="4"/>
+              <w:right w:val="single" w:color="888888" w:sz="4"/>
+            </w:tcBorders>
+            <w:tcMar>
+              <w:top w:type="dxa" w:w="80"/>
+              <w:left w:type="dxa" w:w="120"/>
+              <w:bottom w:type="dxa" w:w="80"/>
+              <w:right w:type="dxa" w:w="120"/>
+            </w:tcMar>
+            <w:vAlign w:val="center"/>
+          </w:tcPr>
+          <w:p>
+            <w:pPr>
+              <w:jc w:val="center"/>
+            </w:pPr>
+            <w:r>
+              <w:rPr>
+                <w:rFonts w:ascii="Times New Roman" w:cs="Times New Roman" w:eastAsia="Times New Roman" w:hAnsi="Times New Roman"/>
+                <w:b w:val="false"/>
+                <w:bCs w:val="false"/>
+                <w:sz w:val="22"/>
+                <w:szCs w:val="22"/>
+              </w:rPr>
+              <w:t xml:space="preserve">0.225668</w:t>
+            </w:r>
+          </w:p>
+        </w:tc>
+        <w:tc>
+          <w:tcPr>
+            <w:tcW w:type="dxa" w:w="1228"/>
+            <w:tcBorders>
+              <w:top w:val="single" w:color="888888" w:sz="4"/>
+              <w:left w:val="single" w:color="888888" w:sz="4"/>
+              <w:bottom w:val="single" w:color="888888" w:sz="4"/>
+              <w:right w:val="single" w:color="888888" w:sz="4"/>
+            </w:tcBorders>
+            <w:tcMar>
+              <w:top w:type="dxa" w:w="80"/>
+              <w:left w:type="dxa" w:w="120"/>
+              <w:bottom w:type="dxa" w:w="80"/>
+              <w:right w:type="dxa" w:w="120"/>
+            </w:tcMar>
+            <w:vAlign w:val="center"/>
+          </w:tcPr>
+          <w:p>
+            <w:pPr>
+              <w:jc w:val="center"/>
+            </w:pPr>
+            <w:r>
+              <w:rPr>
+                <w:rFonts w:ascii="Times New Roman" w:cs="Times New Roman" w:eastAsia="Times New Roman" w:hAnsi="Times New Roman"/>
+                <w:b w:val="false"/>
+                <w:bCs w:val="false"/>
+                <w:sz w:val="22"/>
+                <w:szCs w:val="22"/>
+              </w:rPr>
+              <w:t xml:space="preserve">SLOWER (0.35×)</w:t>
+            </w:r>
+          </w:p>
+        </w:tc>
+      </w:tr>
+      <w:tr>
+        <w:tc>
+          <w:tcPr>
+            <w:tcW w:type="dxa" w:w="1600"/>
+            <w:tcBorders>
+              <w:top w:val="single" w:color="888888" w:sz="4"/>
+              <w:left w:val="single" w:color="888888" w:sz="4"/>
+              <w:bottom w:val="single" w:color="888888" w:sz="4"/>
+              <w:right w:val="single" w:color="888888" w:sz="4"/>
+            </w:tcBorders>
+            <w:tcMar>
+              <w:top w:type="dxa" w:w="80"/>
+              <w:left w:type="dxa" w:w="120"/>
+              <w:bottom w:type="dxa" w:w="80"/>
+              <w:right w:type="dxa" w:w="120"/>
+            </w:tcMar>
+            <w:vAlign w:val="center"/>
+          </w:tcPr>
+          <w:p>
+            <w:pPr>
+              <w:jc w:val="left"/>
+            </w:pPr>
+            <w:r>
+              <w:rPr>
+                <w:rFonts w:ascii="Times New Roman" w:cs="Times New Roman" w:eastAsia="Times New Roman" w:hAnsi="Times New Roman"/>
+                <w:b/>
+                <w:bCs/>
+                <w:sz w:val="22"/>
+                <w:szCs w:val="22"/>
+              </w:rPr>
+              <w:t xml:space="preserve">Run 2</w:t>
+            </w:r>
+          </w:p>
+        </w:tc>
+        <w:tc>
+          <w:tcPr>
+            <w:tcW w:type="dxa" w:w="1100"/>
+            <w:tcBorders>
+              <w:top w:val="single" w:color="888888" w:sz="4"/>
+              <w:left w:val="single" w:color="888888" w:sz="4"/>
+              <w:bottom w:val="single" w:color="888888" w:sz="4"/>
+              <w:right w:val="single" w:color="888888" w:sz="4"/>
+            </w:tcBorders>
+            <w:tcMar>
+              <w:top w:type="dxa" w:w="80"/>
+              <w:left w:type="dxa" w:w="120"/>
+              <w:bottom w:type="dxa" w:w="80"/>
+              <w:right w:type="dxa" w:w="120"/>
+            </w:tcMar>
+            <w:vAlign w:val="center"/>
+          </w:tcPr>
+          <w:p>
+            <w:pPr>
+              <w:jc w:val="center"/>
+            </w:pPr>
+            <w:r>
+              <w:rPr>
+                <w:rFonts w:ascii="Times New Roman" w:cs="Times New Roman" w:eastAsia="Times New Roman" w:hAnsi="Times New Roman"/>
+                <w:b w:val="false"/>
+                <w:bCs w:val="false"/>
+                <w:sz w:val="22"/>
+                <w:szCs w:val="22"/>
+              </w:rPr>
+              <w:t xml:space="preserve">Longest Run</w:t>
+            </w:r>
+          </w:p>
+        </w:tc>
+        <w:tc>
+          <w:tcPr>
+            <w:tcW w:type="dxa" w:w="1100"/>
+            <w:tcBorders>
+              <w:top w:val="single" w:color="888888" w:sz="4"/>
+              <w:left w:val="single" w:color="888888" w:sz="4"/>
+              <w:bottom w:val="single" w:color="888888" w:sz="4"/>
+              <w:right w:val="single" w:color="888888" w:sz="4"/>
+            </w:tcBorders>
+            <w:tcMar>
+              <w:top w:type="dxa" w:w="80"/>
+              <w:left w:type="dxa" w:w="120"/>
+              <w:bottom w:type="dxa" w:w="80"/>
+              <w:right w:type="dxa" w:w="120"/>
+            </w:tcMar>
+            <w:vAlign w:val="center"/>
+          </w:tcPr>
+          <w:p>
+            <w:pPr>
+              <w:jc w:val="center"/>
+            </w:pPr>
+            <w:r>
+              <w:rPr>
+                <w:rFonts w:ascii="Times New Roman" w:cs="Times New Roman" w:eastAsia="Times New Roman" w:hAnsi="Times New Roman"/>
+                <w:b w:val="false"/>
+                <w:bCs w:val="false"/>
+                <w:sz w:val="22"/>
+                <w:szCs w:val="22"/>
+              </w:rPr>
+              <w:t xml:space="preserve">0.56</w:t>
+            </w:r>
+          </w:p>
+        </w:tc>
+        <w:tc>
+          <w:tcPr>
+            <w:tcW w:type="dxa" w:w="1100"/>
+            <w:tcBorders>
+              <w:top w:val="single" w:color="888888" w:sz="4"/>
+              <w:left w:val="single" w:color="888888" w:sz="4"/>
+              <w:bottom w:val="single" w:color="888888" w:sz="4"/>
+              <w:right w:val="single" w:color="888888" w:sz="4"/>
+            </w:tcBorders>
+            <w:tcMar>
+              <w:top w:type="dxa" w:w="80"/>
+              <w:left w:type="dxa" w:w="120"/>
+              <w:bottom w:type="dxa" w:w="80"/>
+              <w:right w:type="dxa" w:w="120"/>
+            </w:tcMar>
+            <w:vAlign w:val="center"/>
+          </w:tcPr>
+          <w:p>
+            <w:pPr>
+              <w:jc w:val="center"/>
+            </w:pPr>
+            <w:r>
+              <w:rPr>
+                <w:rFonts w:ascii="Times New Roman" w:cs="Times New Roman" w:eastAsia="Times New Roman" w:hAnsi="Times New Roman"/>
+                <w:b/>
+                <w:bCs/>
+                <w:sz w:val="22"/>
+                <w:szCs w:val="22"/>
+              </w:rPr>
+              <w:t xml:space="preserve">134.8</w:t>
+            </w:r>
+          </w:p>
+        </w:tc>
+        <w:tc>
+          <w:tcPr>
+            <w:tcW w:type="dxa" w:w="1100"/>
+            <w:tcBorders>
+              <w:top w:val="single" w:color="888888" w:sz="4"/>
+              <w:left w:val="single" w:color="888888" w:sz="4"/>
+              <w:bottom w:val="single" w:color="888888" w:sz="4"/>
+              <w:right w:val="single" w:color="888888" w:sz="4"/>
+            </w:tcBorders>
+            <w:tcMar>
+              <w:top w:type="dxa" w:w="80"/>
+              <w:left w:type="dxa" w:w="120"/>
+              <w:bottom w:type="dxa" w:w="80"/>
+              <w:right w:type="dxa" w:w="120"/>
+            </w:tcMar>
+            <w:vAlign w:val="center"/>
+          </w:tcPr>
+          <w:p>
+            <w:pPr>
+              <w:jc w:val="center"/>
+            </w:pPr>
+            <w:r>
+              <w:rPr>
+                <w:rFonts w:ascii="Times New Roman" w:cs="Times New Roman" w:eastAsia="Times New Roman" w:hAnsi="Times New Roman"/>
+                <w:b w:val="false"/>
+                <w:bCs w:val="false"/>
+                <w:sz w:val="22"/>
+                <w:szCs w:val="22"/>
+              </w:rPr>
+              <w:t xml:space="preserve">0.567535</w:t>
+            </w:r>
+          </w:p>
+        </w:tc>
+        <w:tc>
+          <w:tcPr>
+            <w:tcW w:type="dxa" w:w="1228"/>
+            <w:tcBorders>
+              <w:top w:val="single" w:color="888888" w:sz="4"/>
+              <w:left w:val="single" w:color="888888" w:sz="4"/>
+              <w:bottom w:val="single" w:color="888888" w:sz="4"/>
+              <w:right w:val="single" w:color="888888" w:sz="4"/>
+            </w:tcBorders>
+            <w:tcMar>
+              <w:top w:type="dxa" w:w="80"/>
+              <w:left w:type="dxa" w:w="120"/>
+              <w:bottom w:type="dxa" w:w="80"/>
+              <w:right w:type="dxa" w:w="120"/>
+            </w:tcMar>
+            <w:vAlign w:val="center"/>
+          </w:tcPr>
+          <w:p>
+            <w:pPr>
+              <w:jc w:val="center"/>
+            </w:pPr>
+            <w:r>
+              <w:rPr>
+                <w:rFonts w:ascii="Times New Roman" w:cs="Times New Roman" w:eastAsia="Times New Roman" w:hAnsi="Times New Roman"/>
+                <w:b w:val="false"/>
+                <w:bCs w:val="false"/>
+                <w:sz w:val="22"/>
+                <w:szCs w:val="22"/>
+              </w:rPr>
+              <w:t xml:space="preserve">SLOWER (0.004×)</w:t>
+            </w:r>
+          </w:p>
+        </w:tc>
+      </w:tr>
+    </w:tbl>
+    <w:p>
+      <w:pPr>
+        <w:spacing w:after="0" w:before="0" w:line="400" w:lineRule="exact"/>
+      </w:pPr>
+      <w:r>
+        <w:t xml:space="preserve"/>
+      </w:r>
+    </w:p>
+    <w:p>
+      <w:pPr>
+        <w:spacing w:after="0" w:before="0" w:line="400" w:lineRule="exact"/>
+        <w:ind w:firstLine="420"/>
+        <w:jc w:val="both"/>
+      </w:pPr>
+      <w:r>
+        <w:rPr>
+          <w:rFonts w:ascii="Times New Roman" w:cs="Times New Roman" w:eastAsia="Times New Roman" w:hAnsi="Times New Roman"/>
+          <w:b w:val="false"/>
+          <w:bCs w:val="false"/>
+          <w:i w:val="false"/>
+          <w:iCs w:val="false"/>
+          <w:sz w:val="24"/>
+          <w:szCs w:val="24"/>
+        </w:rPr>
+        <w:t xml:space="preserve">Two important findings emerge from Table 5-3. First, correctness is confirmed: both tests produce exactly the same P-value in every run (Runs Test: 0.225668; Longest Run: 0.567535), with a measured difference of 0.00e+00 between the serial and SYCL-CPU implementations. The SYCL code is numerically identical to the serial reference regardless of which device it runs on.</w:t>
+      </w:r>
+    </w:p>
+    <w:p>
+      <w:pPr>
+        <w:spacing w:after="0" w:before="0" w:line="400" w:lineRule="exact"/>
+        <w:ind w:firstLine="420"/>
+        <w:jc w:val="both"/>
+      </w:pPr>
+      <w:r>
+        <w:rPr>
+          <w:rFonts w:ascii="Times New Roman" w:cs="Times New Roman" w:eastAsia="Times New Roman" w:hAnsi="Times New Roman"/>
+          <w:b w:val="false"/>
+          <w:bCs w:val="false"/>
+          <w:i w:val="false"/>
+          <w:iCs w:val="false"/>
+          <w:sz w:val="24"/>
+          <w:szCs w:val="24"/>
+        </w:rPr>
+        <w:t xml:space="preserve">Second, and importantly, SYCL running on the CPU is significantly SLOWER than the plain serial C reference. The Runs Test takes roughly 2.7× longer with SYCL-CPU (≈429 ms) than with serial C (≈155 ms). The Longest Run Test is an extreme case: serial C finishes in under 1 ms, while SYCL-CPU takes over 130 ms — more than 200 times longer.</w:t>
+      </w:r>
+    </w:p>
+    <w:p>
+      <w:pPr>
+        <w:spacing w:after="0" w:before="0" w:line="400" w:lineRule="exact"/>
+        <w:ind w:firstLine="420"/>
+        <w:jc w:val="both"/>
+      </w:pPr>
+      <w:r>
+        <w:rPr>
+          <w:rFonts w:ascii="Times New Roman" w:cs="Times New Roman" w:eastAsia="Times New Roman" w:hAnsi="Times New Roman"/>
+          <w:b w:val="false"/>
+          <w:bCs w:val="false"/>
+          <w:i w:val="false"/>
+          <w:iCs w:val="false"/>
+          <w:sz w:val="24"/>
+          <w:szCs w:val="24"/>
+        </w:rPr>
+        <w:t xml:space="preserve">This result is expected and not a bug. There are two reasons for it. First, the serial C code is compiled with -O3 -march=native, which lets the compiler apply SIMD vectorization and CPU-specific instruction scheduling — optimizations the serial code benefits from directly. Second, SYCL-CPU mode routes execution through the OpenCL CPU runtime driver, which introduces substantial fixed overhead for kernel launch, work-item scheduling, and driver API calls. This overhead is negligible when compared to the compute time on a GPU (thousands of parallel work-items), but on a CPU it dwarfs the actual computation for small workloads like the Longest Run Test.</w:t>
+      </w:r>
+    </w:p>
+    <w:p>
+      <w:pPr>
+        <w:spacing w:after="0" w:before="0" w:line="400" w:lineRule="exact"/>
+        <w:ind w:firstLine="420"/>
+        <w:jc w:val="both"/>
+      </w:pPr>
+      <w:r>
+        <w:rPr>
+          <w:rFonts w:ascii="Times New Roman" w:cs="Times New Roman" w:eastAsia="Times New Roman" w:hAnsi="Times New Roman"/>
+          <w:b w:val="false"/>
+          <w:bCs w:val="false"/>
+          <w:i w:val="false"/>
+          <w:iCs w:val="false"/>
+          <w:sz w:val="24"/>
+          <w:szCs w:val="24"/>
+        </w:rPr>
+        <w:t xml:space="preserve">The conclusion is clear: GPU execution is where the speedup lives. SYCL-CPU provides a portable correctness fallback — useful for testing on systems without a discrete GPU — but for performance, the GPU target must be used. All speedup figures quoted elsewhere in this thesis (47× to 537×) are for the GPU (RTX 3050 Ti Laptop) version, not the CPU version.</w:t>
       </w:r>
     </w:p>
     <w:p>

--- a/shanyuan__Thesis.docx
+++ b/shanyuan__Thesis.docx
@@ -1973,23 +1973,6 @@
           <w:tab w:val="right" w:pos="8834" w:leader="dot"/>
         </w:tabs>
         <w:spacing w:after="0" w:before="0" w:line="400" w:lineRule="exact"/>
-        <w:ind w:left="480" w:firstLine="0"/>
-      </w:pPr>
-      <w:r>
-        <w:rPr>
-          <w:rFonts w:ascii="Times New Roman" w:cs="Times New Roman" w:eastAsia="Times New Roman" w:hAnsi="Times New Roman"/>
-          <w:sz w:val="24"/>
-          <w:szCs w:val="24"/>
-        </w:rPr>
-        <w:t xml:space="preserve">6.3  Future Work	45</w:t>
-      </w:r>
-    </w:p>
-    <w:p>
-      <w:pPr>
-        <w:tabs>
-          <w:tab w:val="right" w:pos="8834" w:leader="dot"/>
-        </w:tabs>
-        <w:spacing w:after="0" w:before="0" w:line="400" w:lineRule="exact"/>
         <w:ind w:firstLine="0"/>
       </w:pPr>
       <w:r>
@@ -15687,137 +15670,6 @@
       </w:pPr>
       <w:r>
         <w:t xml:space="preserve"/>
-      </w:r>
-    </w:p>
-    <w:p>
-      <w:pPr>
-        <w:spacing w:after="50" w:before="50" w:line="400" w:lineRule="exact"/>
-        <w:ind w:firstLine="0"/>
-        <w:jc w:val="left"/>
-      </w:pPr>
-      <w:r>
-        <w:rPr>
-          <w:rFonts w:ascii="Arial" w:cs="Arial" w:eastAsia="Arial" w:hAnsi="Arial"/>
-          <w:b/>
-          <w:bCs/>
-          <w:sz w:val="30"/>
-          <w:szCs w:val="30"/>
-        </w:rPr>
-        <w:t xml:space="preserve">6.3  Future Work</w:t>
-      </w:r>
-    </w:p>
-    <w:p>
-      <w:pPr>
-        <w:spacing w:after="0" w:before="0" w:line="400" w:lineRule="exact"/>
-        <w:ind w:firstLine="420"/>
-        <w:jc w:val="both"/>
-      </w:pPr>
-      <w:r>
-        <w:rPr>
-          <w:rFonts w:ascii="Times New Roman" w:cs="Times New Roman" w:eastAsia="Times New Roman" w:hAnsi="Times New Roman"/>
-          <w:b w:val="false"/>
-          <w:bCs w:val="false"/>
-          <w:i w:val="false"/>
-          <w:iCs w:val="false"/>
-          <w:sz w:val="24"/>
-          <w:szCs w:val="24"/>
-        </w:rPr>
-        <w:t xml:space="preserve">Several directions for future work are identified:</w:t>
-      </w:r>
-    </w:p>
-    <w:p>
-      <w:pPr>
-        <w:spacing w:after="0" w:before="0" w:line="400" w:lineRule="exact"/>
-        <w:ind w:firstLine="420"/>
-        <w:jc w:val="both"/>
-      </w:pPr>
-      <w:r>
-        <w:rPr>
-          <w:rFonts w:ascii="Times New Roman" w:cs="Times New Roman" w:eastAsia="Times New Roman" w:hAnsi="Times New Roman"/>
-          <w:b w:val="false"/>
-          <w:bCs w:val="false"/>
-          <w:i w:val="false"/>
-          <w:iCs w:val="false"/>
-          <w:sz w:val="24"/>
-          <w:szCs w:val="24"/>
-        </w:rPr>
-        <w:t xml:space="preserve">(1) Extension to additional NIST tests. The Serial Test and Approximate Entropy Test share structural similarities with the Block Frequency Test (both involve M-bit block analysis) and could be parallelized using variants of the block-parallel approach. The DFT Test would require a parallel FFT implementation; SYCL-compatible FFT libraries (such as oneMKL FFT) could be leveraged. Extending the framework to cover all fifteen NIST tests would create a complete, GPU-accelerated NIST STS replacement.</w:t>
-      </w:r>
-    </w:p>
-    <w:p>
-      <w:pPr>
-        <w:spacing w:after="0" w:before="0" w:line="400" w:lineRule="exact"/>
-        <w:ind w:firstLine="420"/>
-        <w:jc w:val="both"/>
-      </w:pPr>
-      <w:r>
-        <w:rPr>
-          <w:rFonts w:ascii="Times New Roman" w:cs="Times New Roman" w:eastAsia="Times New Roman" w:hAnsi="Times New Roman"/>
-          <w:b w:val="false"/>
-          <w:bCs w:val="false"/>
-          <w:i w:val="false"/>
-          <w:iCs w:val="false"/>
-          <w:sz w:val="24"/>
-          <w:szCs w:val="24"/>
-        </w:rPr>
-        <w:t xml:space="preserve">(2) Streaming input support. The current implementation loads the entire input sequence into device memory before testing. Supporting streaming input from a hardware RNG device (e.g., via USB or PCIe entropy source) would enable online quality monitoring. This would require double-buffering to overlap DMA transfers with kernel execution.</w:t>
-      </w:r>
-    </w:p>
-    <w:p>
-      <w:pPr>
-        <w:spacing w:after="0" w:before="0" w:line="400" w:lineRule="exact"/>
-        <w:ind w:firstLine="420"/>
-        <w:jc w:val="both"/>
-      </w:pPr>
-      <w:r>
-        <w:rPr>
-          <w:rFonts w:ascii="Times New Roman" w:cs="Times New Roman" w:eastAsia="Times New Roman" w:hAnsi="Times New Roman"/>
-          <w:b w:val="false"/>
-          <w:bCs w:val="false"/>
-          <w:i w:val="false"/>
-          <w:iCs w:val="false"/>
-          <w:sz w:val="24"/>
-          <w:szCs w:val="24"/>
-        </w:rPr>
-        <w:t xml:space="preserve">(3) Intel FPGA deployment. The SYCL programming model supports Intel FPGA targets through the oneAPI FPGA toolchain. FPGAs offer lower power consumption than GPUs and deterministic latency, making them attractive for embedded cryptographic monitoring applications. Evaluating the SYCL kernels on FPGA targets would characterize the performance-per-watt tradeoff.</w:t>
-      </w:r>
-    </w:p>
-    <w:p>
-      <w:pPr>
-        <w:spacing w:after="0" w:before="0" w:line="400" w:lineRule="exact"/>
-        <w:ind w:firstLine="420"/>
-        <w:jc w:val="both"/>
-      </w:pPr>
-      <w:r>
-        <w:rPr>
-          <w:rFonts w:ascii="Times New Roman" w:cs="Times New Roman" w:eastAsia="Times New Roman" w:hAnsi="Times New Roman"/>
-          <w:b w:val="false"/>
-          <w:bCs w:val="false"/>
-          <w:i w:val="false"/>
-          <w:iCs w:val="false"/>
-          <w:sz w:val="24"/>
-          <w:szCs w:val="24"/>
-        </w:rPr>
-        <w:t xml:space="preserve">(4) Multi-GPU scaling. For very large sequences (multi-gigabit), the input could be partitioned across multiple GPUs using SYCL multi-device programming. Each GPU would process an independent partition, and boundary conditions between GPU partitions would be resolved with a single synchronization step analogous to the host-side boundary merge in the Runs Test.</w:t>
-      </w:r>
-    </w:p>
-    <w:p>
-      <w:pPr>
-        <w:spacing w:after="0" w:before="0" w:line="400" w:lineRule="exact"/>
-        <w:ind w:firstLine="420"/>
-        <w:jc w:val="both"/>
-      </w:pPr>
-      <w:r>
-        <w:rPr>
-          <w:rFonts w:ascii="Times New Roman" w:cs="Times New Roman" w:eastAsia="Times New Roman" w:hAnsi="Times New Roman"/>
-          <w:b w:val="false"/>
-          <w:bCs w:val="false"/>
-          <w:i w:val="false"/>
-          <w:iCs w:val="false"/>
-          <w:sz w:val="24"/>
-          <w:szCs w:val="24"/>
-        </w:rPr>
-        <w:t xml:space="preserve">(5) Integration with GM/T 0005-2021 compliance platforms. Packaging the accelerated framework as a shared library with a C-compatible interface would allow it to serve as a drop-in component for existing NIST STS and GM/T 0005-2021 compliance testing infrastructure.</w:t>
       </w:r>
     </w:p>
     <w:p>
